--- a/transcribed_interviews/colombia_dorian_leon.docx
+++ b/transcribed_interviews/colombia_dorian_leon.docx
@@ -525,7 +525,7 @@
           <w:lang w:eastAsia="ja-JP"/>
           <w14:ligatures w14:val="none"/>
         </w:rPr>
-        <w:t xml:space="preserve">[00:01 - 00:12] </w:t>
+        <w:t xml:space="preserve"/>
       </w:r>
       <w:r>
         <w:rPr>
@@ -563,7 +563,7 @@
           <w:lang w:eastAsia="ja-JP"/>
           <w14:ligatures w14:val="none"/>
         </w:rPr>
-        <w:t xml:space="preserve">[00:13 - 00:20] </w:t>
+        <w:t xml:space="preserve"/>
       </w:r>
       <w:r>
         <w:rPr>
@@ -601,7 +601,7 @@
           <w:lang w:eastAsia="ja-JP"/>
           <w14:ligatures w14:val="none"/>
         </w:rPr>
-        <w:t xml:space="preserve">[00:20 - 00:33] </w:t>
+        <w:t xml:space="preserve"/>
       </w:r>
       <w:r>
         <w:rPr>
@@ -639,7 +639,7 @@
           <w:lang w:eastAsia="ja-JP"/>
           <w14:ligatures w14:val="none"/>
         </w:rPr>
-        <w:t xml:space="preserve">[00:33 - 00:35] </w:t>
+        <w:t xml:space="preserve"/>
       </w:r>
       <w:r>
         <w:rPr>
@@ -721,7 +721,7 @@
           <w:lang w:eastAsia="ja-JP"/>
           <w14:ligatures w14:val="none"/>
         </w:rPr>
-        <w:t xml:space="preserve">[00:36 - 00:43] </w:t>
+        <w:t xml:space="preserve"/>
       </w:r>
       <w:r>
         <w:rPr>
@@ -759,7 +759,7 @@
           <w:lang w:eastAsia="ja-JP"/>
           <w14:ligatures w14:val="none"/>
         </w:rPr>
-        <w:t xml:space="preserve">[00:43 - 00:56] </w:t>
+        <w:t xml:space="preserve"/>
       </w:r>
       <w:r>
         <w:rPr>
@@ -797,7 +797,7 @@
           <w:lang w:eastAsia="ja-JP"/>
           <w14:ligatures w14:val="none"/>
         </w:rPr>
-        <w:t xml:space="preserve">[00:57 - 01:10] </w:t>
+        <w:t xml:space="preserve"/>
       </w:r>
       <w:r>
         <w:rPr>
@@ -835,7 +835,7 @@
           <w:lang w:eastAsia="ja-JP"/>
           <w14:ligatures w14:val="none"/>
         </w:rPr>
-        <w:t xml:space="preserve">[01:11 - 01:23] </w:t>
+        <w:t xml:space="preserve"/>
       </w:r>
       <w:r>
         <w:rPr>
@@ -874,7 +874,7 @@
           <w14:ligatures w14:val="none"/>
         </w:rPr>
         <w:lastRenderedPageBreak/>
-        <w:t xml:space="preserve">[01:24 - 01:32] </w:t>
+        <w:t xml:space="preserve"/>
       </w:r>
       <w:r>
         <w:rPr>
@@ -912,7 +912,7 @@
           <w:lang w:eastAsia="ja-JP"/>
           <w14:ligatures w14:val="none"/>
         </w:rPr>
-        <w:t xml:space="preserve">[01:33 - 01:42] </w:t>
+        <w:t xml:space="preserve"/>
       </w:r>
       <w:r>
         <w:rPr>
@@ -950,7 +950,7 @@
           <w:lang w:eastAsia="ja-JP"/>
           <w14:ligatures w14:val="none"/>
         </w:rPr>
-        <w:t xml:space="preserve">[01:43 - 01:54] </w:t>
+        <w:t xml:space="preserve"/>
       </w:r>
       <w:r>
         <w:rPr>
@@ -988,7 +988,7 @@
           <w:lang w:eastAsia="ja-JP"/>
           <w14:ligatures w14:val="none"/>
         </w:rPr>
-        <w:t xml:space="preserve">[01:55 - 02:10] </w:t>
+        <w:t xml:space="preserve"/>
       </w:r>
       <w:r>
         <w:rPr>
@@ -1026,7 +1026,7 @@
           <w:lang w:eastAsia="ja-JP"/>
           <w14:ligatures w14:val="none"/>
         </w:rPr>
-        <w:t xml:space="preserve">[02:10 - 02:20] </w:t>
+        <w:t xml:space="preserve"/>
       </w:r>
       <w:r>
         <w:rPr>
@@ -1064,7 +1064,7 @@
           <w:lang w:eastAsia="ja-JP"/>
           <w14:ligatures w14:val="none"/>
         </w:rPr>
-        <w:t xml:space="preserve">[02:20 - 02:32] </w:t>
+        <w:t xml:space="preserve"/>
       </w:r>
       <w:r>
         <w:rPr>
@@ -1102,7 +1102,7 @@
           <w:lang w:eastAsia="ja-JP"/>
           <w14:ligatures w14:val="none"/>
         </w:rPr>
-        <w:t xml:space="preserve">[02:32 - 02:43] </w:t>
+        <w:t xml:space="preserve"/>
       </w:r>
       <w:r>
         <w:rPr>
@@ -1184,7 +1184,7 @@
           <w:lang w:eastAsia="ja-JP"/>
           <w14:ligatures w14:val="none"/>
         </w:rPr>
-        <w:t xml:space="preserve">[02:43 - 02:49] </w:t>
+        <w:t xml:space="preserve"/>
       </w:r>
       <w:r>
         <w:rPr>
@@ -1222,7 +1222,7 @@
           <w:lang w:eastAsia="ja-JP"/>
           <w14:ligatures w14:val="none"/>
         </w:rPr>
-        <w:t xml:space="preserve">[02:49 - 02:59] </w:t>
+        <w:t xml:space="preserve"/>
       </w:r>
       <w:r>
         <w:rPr>
@@ -1260,7 +1260,7 @@
           <w:lang w:eastAsia="ja-JP"/>
           <w14:ligatures w14:val="none"/>
         </w:rPr>
-        <w:t xml:space="preserve">[02:59 - 03:04] </w:t>
+        <w:t xml:space="preserve"/>
       </w:r>
       <w:r>
         <w:rPr>
@@ -1298,7 +1298,7 @@
           <w:lang w:eastAsia="ja-JP"/>
           <w14:ligatures w14:val="none"/>
         </w:rPr>
-        <w:t xml:space="preserve">[03:05 - 03:15] </w:t>
+        <w:t xml:space="preserve"/>
       </w:r>
       <w:r>
         <w:rPr>
@@ -1380,7 +1380,7 @@
           <w:lang w:eastAsia="ja-JP"/>
           <w14:ligatures w14:val="none"/>
         </w:rPr>
-        <w:t xml:space="preserve">[03:16 - 03:26] </w:t>
+        <w:t xml:space="preserve"/>
       </w:r>
       <w:r>
         <w:rPr>
@@ -1418,7 +1418,7 @@
           <w:lang w:eastAsia="ja-JP"/>
           <w14:ligatures w14:val="none"/>
         </w:rPr>
-        <w:t xml:space="preserve">[03:26 - 03:40] </w:t>
+        <w:t xml:space="preserve"/>
       </w:r>
       <w:r>
         <w:rPr>
@@ -1457,7 +1457,7 @@
           <w14:ligatures w14:val="none"/>
         </w:rPr>
         <w:lastRenderedPageBreak/>
-        <w:t xml:space="preserve">[03:41 - 03:47] </w:t>
+        <w:t xml:space="preserve"/>
       </w:r>
       <w:r>
         <w:rPr>
@@ -1495,7 +1495,7 @@
           <w:lang w:eastAsia="ja-JP"/>
           <w14:ligatures w14:val="none"/>
         </w:rPr>
-        <w:t xml:space="preserve">[03:49 - 03:56] </w:t>
+        <w:t xml:space="preserve"/>
       </w:r>
       <w:r>
         <w:rPr>
@@ -1533,7 +1533,7 @@
           <w:lang w:eastAsia="ja-JP"/>
           <w14:ligatures w14:val="none"/>
         </w:rPr>
-        <w:t xml:space="preserve">[03:56 - 04:08] </w:t>
+        <w:t xml:space="preserve"/>
       </w:r>
       <w:r>
         <w:rPr>
@@ -1571,7 +1571,7 @@
           <w:lang w:eastAsia="ja-JP"/>
           <w14:ligatures w14:val="none"/>
         </w:rPr>
-        <w:t xml:space="preserve">[04:08 - 04:17] </w:t>
+        <w:t xml:space="preserve"/>
       </w:r>
       <w:r>
         <w:rPr>
@@ -1609,7 +1609,7 @@
           <w:lang w:eastAsia="ja-JP"/>
           <w14:ligatures w14:val="none"/>
         </w:rPr>
-        <w:t xml:space="preserve">[04:17 - 04:25] </w:t>
+        <w:t xml:space="preserve"/>
       </w:r>
       <w:r>
         <w:rPr>
@@ -1647,7 +1647,7 @@
           <w:lang w:eastAsia="ja-JP"/>
           <w14:ligatures w14:val="none"/>
         </w:rPr>
-        <w:t xml:space="preserve">[04:25 - 04:32] </w:t>
+        <w:t xml:space="preserve"/>
       </w:r>
       <w:r>
         <w:rPr>
@@ -1685,7 +1685,7 @@
           <w:lang w:eastAsia="ja-JP"/>
           <w14:ligatures w14:val="none"/>
         </w:rPr>
-        <w:t xml:space="preserve">[04:32 - 04:45] </w:t>
+        <w:t xml:space="preserve"/>
       </w:r>
       <w:r>
         <w:rPr>
@@ -1723,7 +1723,7 @@
           <w:lang w:eastAsia="ja-JP"/>
           <w14:ligatures w14:val="none"/>
         </w:rPr>
-        <w:t xml:space="preserve">[04:45 - 04:58] </w:t>
+        <w:t xml:space="preserve"/>
       </w:r>
       <w:r>
         <w:rPr>
@@ -1761,7 +1761,7 @@
           <w:lang w:eastAsia="ja-JP"/>
           <w14:ligatures w14:val="none"/>
         </w:rPr>
-        <w:t xml:space="preserve">[04:58 - 05:11] </w:t>
+        <w:t xml:space="preserve"/>
       </w:r>
       <w:r>
         <w:rPr>
@@ -1799,7 +1799,7 @@
           <w:lang w:eastAsia="ja-JP"/>
           <w14:ligatures w14:val="none"/>
         </w:rPr>
-        <w:t xml:space="preserve">[05:11 - 05:22] </w:t>
+        <w:t xml:space="preserve"/>
       </w:r>
       <w:r>
         <w:rPr>
@@ -1837,7 +1837,7 @@
           <w:lang w:eastAsia="ja-JP"/>
           <w14:ligatures w14:val="none"/>
         </w:rPr>
-        <w:t xml:space="preserve">[05:22 - 05:32] </w:t>
+        <w:t xml:space="preserve"/>
       </w:r>
       <w:r>
         <w:rPr>
@@ -1875,7 +1875,7 @@
           <w:lang w:eastAsia="ja-JP"/>
           <w14:ligatures w14:val="none"/>
         </w:rPr>
-        <w:t xml:space="preserve">[05:32 - 05:37] </w:t>
+        <w:t xml:space="preserve"/>
       </w:r>
       <w:r>
         <w:rPr>
@@ -1957,7 +1957,7 @@
           <w:lang w:eastAsia="ja-JP"/>
           <w14:ligatures w14:val="none"/>
         </w:rPr>
-        <w:t xml:space="preserve">[05:38 - 05:41] </w:t>
+        <w:t xml:space="preserve"/>
       </w:r>
       <w:r>
         <w:rPr>
@@ -2039,7 +2039,7 @@
           <w:lang w:eastAsia="ja-JP"/>
           <w14:ligatures w14:val="none"/>
         </w:rPr>
-        <w:t xml:space="preserve">[05:41 - 05:47] </w:t>
+        <w:t xml:space="preserve"/>
       </w:r>
       <w:r>
         <w:rPr>
@@ -2122,7 +2122,7 @@
           <w:lang w:eastAsia="ja-JP"/>
           <w14:ligatures w14:val="none"/>
         </w:rPr>
-        <w:t xml:space="preserve">[05:48 - 05:53] </w:t>
+        <w:t xml:space="preserve"/>
       </w:r>
       <w:r>
         <w:rPr>
@@ -2204,7 +2204,7 @@
           <w:lang w:eastAsia="ja-JP"/>
           <w14:ligatures w14:val="none"/>
         </w:rPr>
-        <w:t xml:space="preserve">[05:54 - 05:56] </w:t>
+        <w:t xml:space="preserve"/>
       </w:r>
       <w:r>
         <w:rPr>
@@ -2286,7 +2286,7 @@
           <w:lang w:eastAsia="ja-JP"/>
           <w14:ligatures w14:val="none"/>
         </w:rPr>
-        <w:t xml:space="preserve">[05:56 - 06:08] </w:t>
+        <w:t xml:space="preserve"/>
       </w:r>
       <w:r>
         <w:rPr>
@@ -2324,7 +2324,7 @@
           <w:lang w:eastAsia="ja-JP"/>
           <w14:ligatures w14:val="none"/>
         </w:rPr>
-        <w:t xml:space="preserve">[06:08 - 06:19] </w:t>
+        <w:t xml:space="preserve"/>
       </w:r>
       <w:r>
         <w:rPr>
@@ -2362,7 +2362,7 @@
           <w:lang w:eastAsia="ja-JP"/>
           <w14:ligatures w14:val="none"/>
         </w:rPr>
-        <w:t xml:space="preserve">[06:19 - 06:31] </w:t>
+        <w:t xml:space="preserve"/>
       </w:r>
       <w:r>
         <w:rPr>
@@ -2400,7 +2400,7 @@
           <w:lang w:eastAsia="ja-JP"/>
           <w14:ligatures w14:val="none"/>
         </w:rPr>
-        <w:t xml:space="preserve">[06:31 - 06:43] </w:t>
+        <w:t xml:space="preserve"/>
       </w:r>
       <w:r>
         <w:rPr>
@@ -2482,7 +2482,7 @@
           <w:lang w:eastAsia="ja-JP"/>
           <w14:ligatures w14:val="none"/>
         </w:rPr>
-        <w:t xml:space="preserve">[06:43 - 06:55] </w:t>
+        <w:t xml:space="preserve"/>
       </w:r>
       <w:r>
         <w:rPr>
@@ -2520,7 +2520,7 @@
           <w:lang w:eastAsia="ja-JP"/>
           <w14:ligatures w14:val="none"/>
         </w:rPr>
-        <w:t xml:space="preserve">[06:55 - 07:06] </w:t>
+        <w:t xml:space="preserve"/>
       </w:r>
       <w:r>
         <w:rPr>
@@ -2558,7 +2558,7 @@
           <w:lang w:eastAsia="ja-JP"/>
           <w14:ligatures w14:val="none"/>
         </w:rPr>
-        <w:t xml:space="preserve">[07:06 - 07:18] </w:t>
+        <w:t xml:space="preserve"/>
       </w:r>
       <w:r>
         <w:rPr>
@@ -2596,7 +2596,7 @@
           <w:lang w:eastAsia="ja-JP"/>
           <w14:ligatures w14:val="none"/>
         </w:rPr>
-        <w:t xml:space="preserve">[07:18 - 07:26] </w:t>
+        <w:t xml:space="preserve"/>
       </w:r>
       <w:r>
         <w:rPr>
@@ -2634,7 +2634,7 @@
           <w:lang w:eastAsia="ja-JP"/>
           <w14:ligatures w14:val="none"/>
         </w:rPr>
-        <w:t xml:space="preserve">[07:26 - 07:37] </w:t>
+        <w:t xml:space="preserve"/>
       </w:r>
       <w:r>
         <w:rPr>
@@ -2673,7 +2673,7 @@
           <w14:ligatures w14:val="none"/>
         </w:rPr>
         <w:lastRenderedPageBreak/>
-        <w:t xml:space="preserve">[07:37 - 07:49] </w:t>
+        <w:t xml:space="preserve"/>
       </w:r>
       <w:r>
         <w:rPr>
@@ -2711,7 +2711,7 @@
           <w:lang w:eastAsia="ja-JP"/>
           <w14:ligatures w14:val="none"/>
         </w:rPr>
-        <w:t xml:space="preserve">[07:49 - 08:01] </w:t>
+        <w:t xml:space="preserve"/>
       </w:r>
       <w:r>
         <w:rPr>
@@ -2749,7 +2749,7 @@
           <w:lang w:eastAsia="ja-JP"/>
           <w14:ligatures w14:val="none"/>
         </w:rPr>
-        <w:t xml:space="preserve">[08:01 - 08:14] </w:t>
+        <w:t xml:space="preserve"/>
       </w:r>
       <w:r>
         <w:rPr>
@@ -2787,7 +2787,7 @@
           <w:lang w:eastAsia="ja-JP"/>
           <w14:ligatures w14:val="none"/>
         </w:rPr>
-        <w:t xml:space="preserve">[08:14 - 08:27] </w:t>
+        <w:t xml:space="preserve"/>
       </w:r>
       <w:r>
         <w:rPr>
@@ -2825,7 +2825,7 @@
           <w:lang w:eastAsia="ja-JP"/>
           <w14:ligatures w14:val="none"/>
         </w:rPr>
-        <w:t xml:space="preserve">[08:27 - 08:39] </w:t>
+        <w:t xml:space="preserve"/>
       </w:r>
       <w:r>
         <w:rPr>
@@ -2863,7 +2863,7 @@
           <w:lang w:eastAsia="ja-JP"/>
           <w14:ligatures w14:val="none"/>
         </w:rPr>
-        <w:t xml:space="preserve">[08:39 - 08:49] </w:t>
+        <w:t xml:space="preserve"/>
       </w:r>
       <w:r>
         <w:rPr>
@@ -2901,7 +2901,7 @@
           <w:lang w:eastAsia="ja-JP"/>
           <w14:ligatures w14:val="none"/>
         </w:rPr>
-        <w:t xml:space="preserve">[08:49 - 08:54] </w:t>
+        <w:t xml:space="preserve"/>
       </w:r>
       <w:r>
         <w:rPr>
@@ -2939,7 +2939,7 @@
           <w:lang w:eastAsia="ja-JP"/>
           <w14:ligatures w14:val="none"/>
         </w:rPr>
-        <w:t xml:space="preserve">[08:55 - 09:04] </w:t>
+        <w:t xml:space="preserve"/>
       </w:r>
       <w:r>
         <w:rPr>
@@ -2977,7 +2977,7 @@
           <w:lang w:eastAsia="ja-JP"/>
           <w14:ligatures w14:val="none"/>
         </w:rPr>
-        <w:t xml:space="preserve">[09:07 - 09:16] </w:t>
+        <w:t xml:space="preserve"/>
       </w:r>
       <w:r>
         <w:rPr>
@@ -3015,7 +3015,7 @@
           <w:lang w:eastAsia="ja-JP"/>
           <w14:ligatures w14:val="none"/>
         </w:rPr>
-        <w:t xml:space="preserve">[09:17 - 09:28] </w:t>
+        <w:t xml:space="preserve"/>
       </w:r>
       <w:r>
         <w:rPr>
@@ -3053,7 +3053,7 @@
           <w:lang w:eastAsia="ja-JP"/>
           <w14:ligatures w14:val="none"/>
         </w:rPr>
-        <w:t xml:space="preserve">[09:28 - 09:41] </w:t>
+        <w:t xml:space="preserve"/>
       </w:r>
       <w:r>
         <w:rPr>
@@ -3091,7 +3091,7 @@
           <w:lang w:eastAsia="ja-JP"/>
           <w14:ligatures w14:val="none"/>
         </w:rPr>
-        <w:t xml:space="preserve">[09:41 - 10:03] </w:t>
+        <w:t xml:space="preserve"/>
       </w:r>
       <w:r>
         <w:rPr>
@@ -3129,7 +3129,7 @@
           <w:lang w:eastAsia="ja-JP"/>
           <w14:ligatures w14:val="none"/>
         </w:rPr>
-        <w:t xml:space="preserve">[10:04 - 10:19] </w:t>
+        <w:t xml:space="preserve"/>
       </w:r>
       <w:r>
         <w:rPr>
@@ -3167,7 +3167,7 @@
           <w:lang w:eastAsia="ja-JP"/>
           <w14:ligatures w14:val="none"/>
         </w:rPr>
-        <w:t xml:space="preserve">[10:20 - 10:32] </w:t>
+        <w:t xml:space="preserve"/>
       </w:r>
       <w:r>
         <w:rPr>
@@ -3205,7 +3205,7 @@
           <w:lang w:eastAsia="ja-JP"/>
           <w14:ligatures w14:val="none"/>
         </w:rPr>
-        <w:t xml:space="preserve">[10:32 - 10:36] </w:t>
+        <w:t xml:space="preserve"/>
       </w:r>
       <w:r>
         <w:rPr>
@@ -3288,7 +3288,7 @@
           <w14:ligatures w14:val="none"/>
         </w:rPr>
         <w:lastRenderedPageBreak/>
-        <w:t xml:space="preserve">[10:37 - 10:51] </w:t>
+        <w:t xml:space="preserve"/>
       </w:r>
       <w:r>
         <w:rPr>
@@ -3326,7 +3326,7 @@
           <w:lang w:eastAsia="ja-JP"/>
           <w14:ligatures w14:val="none"/>
         </w:rPr>
-        <w:t xml:space="preserve">[10:52 - 10:59] </w:t>
+        <w:t xml:space="preserve"/>
       </w:r>
       <w:r>
         <w:rPr>
@@ -3408,7 +3408,7 @@
           <w:lang w:eastAsia="ja-JP"/>
           <w14:ligatures w14:val="none"/>
         </w:rPr>
-        <w:t xml:space="preserve">[11:01 - 11:01] </w:t>
+        <w:t xml:space="preserve"/>
       </w:r>
       <w:r>
         <w:rPr>
@@ -3446,7 +3446,7 @@
           <w:lang w:eastAsia="ja-JP"/>
           <w14:ligatures w14:val="none"/>
         </w:rPr>
-        <w:t xml:space="preserve">[11:02 - 11:30] </w:t>
+        <w:t xml:space="preserve"/>
       </w:r>
       <w:r>
         <w:rPr>
@@ -3484,7 +3484,7 @@
           <w:lang w:eastAsia="ja-JP"/>
           <w14:ligatures w14:val="none"/>
         </w:rPr>
-        <w:t xml:space="preserve">[11:30 - 12:00] </w:t>
+        <w:t xml:space="preserve"/>
       </w:r>
       <w:r>
         <w:rPr>
@@ -3522,7 +3522,7 @@
           <w:lang w:eastAsia="ja-JP"/>
           <w14:ligatures w14:val="none"/>
         </w:rPr>
-        <w:t xml:space="preserve">[12:00 - 12:29] </w:t>
+        <w:t xml:space="preserve"/>
       </w:r>
       <w:r>
         <w:rPr>
@@ -3560,7 +3560,7 @@
           <w:lang w:eastAsia="ja-JP"/>
           <w14:ligatures w14:val="none"/>
         </w:rPr>
-        <w:t xml:space="preserve">[12:30 - 12:34] </w:t>
+        <w:t xml:space="preserve"/>
       </w:r>
       <w:r>
         <w:rPr>
@@ -3598,7 +3598,7 @@
           <w:lang w:eastAsia="ja-JP"/>
           <w14:ligatures w14:val="none"/>
         </w:rPr>
-        <w:t xml:space="preserve">[13:01 - 13:17] </w:t>
+        <w:t xml:space="preserve"/>
       </w:r>
       <w:r>
         <w:rPr>
@@ -3636,7 +3636,7 @@
           <w:lang w:eastAsia="ja-JP"/>
           <w14:ligatures w14:val="none"/>
         </w:rPr>
-        <w:t xml:space="preserve">[13:18 - 13:31] </w:t>
+        <w:t xml:space="preserve"/>
       </w:r>
       <w:r>
         <w:rPr>
@@ -3674,7 +3674,7 @@
           <w:lang w:eastAsia="ja-JP"/>
           <w14:ligatures w14:val="none"/>
         </w:rPr>
-        <w:t xml:space="preserve">[13:31 - 13:56] </w:t>
+        <w:t xml:space="preserve"/>
       </w:r>
       <w:r>
         <w:rPr>
@@ -3712,7 +3712,7 @@
           <w:lang w:eastAsia="ja-JP"/>
           <w14:ligatures w14:val="none"/>
         </w:rPr>
-        <w:t xml:space="preserve">[13:56 - 14:23] </w:t>
+        <w:t xml:space="preserve"/>
       </w:r>
       <w:r>
         <w:rPr>
@@ -3750,7 +3750,7 @@
           <w:lang w:eastAsia="ja-JP"/>
           <w14:ligatures w14:val="none"/>
         </w:rPr>
-        <w:t xml:space="preserve">[14:24 - 14:26] </w:t>
+        <w:t xml:space="preserve"/>
       </w:r>
       <w:r>
         <w:rPr>
@@ -3789,7 +3789,7 @@
           <w14:ligatures w14:val="none"/>
         </w:rPr>
         <w:lastRenderedPageBreak/>
-        <w:t xml:space="preserve">[14:26 - 14:45] </w:t>
+        <w:t xml:space="preserve"/>
       </w:r>
       <w:r>
         <w:rPr>
@@ -3827,7 +3827,7 @@
           <w:lang w:eastAsia="ja-JP"/>
           <w14:ligatures w14:val="none"/>
         </w:rPr>
-        <w:t xml:space="preserve">[14:45 - 14:56] </w:t>
+        <w:t xml:space="preserve"/>
       </w:r>
       <w:r>
         <w:rPr>
@@ -3865,7 +3865,7 @@
           <w:lang w:eastAsia="ja-JP"/>
           <w14:ligatures w14:val="none"/>
         </w:rPr>
-        <w:t xml:space="preserve">[14:56 - 15:26] </w:t>
+        <w:t xml:space="preserve"/>
       </w:r>
       <w:r>
         <w:rPr>
@@ -3903,7 +3903,7 @@
           <w:lang w:eastAsia="ja-JP"/>
           <w14:ligatures w14:val="none"/>
         </w:rPr>
-        <w:t xml:space="preserve">[15:27 - 15:29] </w:t>
+        <w:t xml:space="preserve"/>
       </w:r>
       <w:r>
         <w:rPr>
@@ -3985,7 +3985,7 @@
           <w:lang w:eastAsia="ja-JP"/>
           <w14:ligatures w14:val="none"/>
         </w:rPr>
-        <w:t xml:space="preserve">[15:29 - 15:35] </w:t>
+        <w:t xml:space="preserve"/>
       </w:r>
       <w:r>
         <w:rPr>
@@ -4023,7 +4023,7 @@
           <w:lang w:eastAsia="ja-JP"/>
           <w14:ligatures w14:val="none"/>
         </w:rPr>
-        <w:t xml:space="preserve">[15:36 - 15:44] </w:t>
+        <w:t xml:space="preserve"/>
       </w:r>
       <w:r>
         <w:rPr>
@@ -4107,7 +4107,7 @@
           <w:lang w:eastAsia="ja-JP"/>
           <w14:ligatures w14:val="none"/>
         </w:rPr>
-        <w:t xml:space="preserve">[15:44 - 15:46] </w:t>
+        <w:t xml:space="preserve"/>
       </w:r>
       <w:r>
         <w:rPr>
@@ -4191,7 +4191,7 @@
           <w:lang w:eastAsia="ja-JP"/>
           <w14:ligatures w14:val="none"/>
         </w:rPr>
-        <w:t xml:space="preserve">[15:46 - 15:57] </w:t>
+        <w:t xml:space="preserve"/>
       </w:r>
       <w:r>
         <w:rPr>
@@ -4229,7 +4229,7 @@
           <w:lang w:eastAsia="ja-JP"/>
           <w14:ligatures w14:val="none"/>
         </w:rPr>
-        <w:t xml:space="preserve">[15:57 - 16:09] </w:t>
+        <w:t xml:space="preserve"/>
       </w:r>
       <w:r>
         <w:rPr>
@@ -4267,7 +4267,7 @@
           <w:lang w:eastAsia="ja-JP"/>
           <w14:ligatures w14:val="none"/>
         </w:rPr>
-        <w:t xml:space="preserve">[16:10 - 16:19] </w:t>
+        <w:t xml:space="preserve"/>
       </w:r>
       <w:r>
         <w:rPr>
@@ -4351,7 +4351,7 @@
           <w:lang w:eastAsia="ja-JP"/>
           <w14:ligatures w14:val="none"/>
         </w:rPr>
-        <w:t xml:space="preserve">[16:20 - 16:21] </w:t>
+        <w:t xml:space="preserve"/>
       </w:r>
       <w:r>
         <w:rPr>
@@ -4434,7 +4434,7 @@
           <w14:ligatures w14:val="none"/>
         </w:rPr>
         <w:lastRenderedPageBreak/>
-        <w:t xml:space="preserve">[16:22 - 16:27] </w:t>
+        <w:t xml:space="preserve"/>
       </w:r>
       <w:r>
         <w:rPr>
@@ -4472,7 +4472,7 @@
           <w:lang w:eastAsia="ja-JP"/>
           <w14:ligatures w14:val="none"/>
         </w:rPr>
-        <w:t xml:space="preserve">[16:27 - 16:38] </w:t>
+        <w:t xml:space="preserve"/>
       </w:r>
       <w:r>
         <w:rPr>
@@ -4510,7 +4510,7 @@
           <w:lang w:eastAsia="ja-JP"/>
           <w14:ligatures w14:val="none"/>
         </w:rPr>
-        <w:t xml:space="preserve">[16:38 - 16:41] </w:t>
+        <w:t xml:space="preserve"/>
       </w:r>
       <w:r>
         <w:rPr>
@@ -4548,7 +4548,7 @@
           <w:lang w:eastAsia="ja-JP"/>
           <w14:ligatures w14:val="none"/>
         </w:rPr>
-        <w:t xml:space="preserve">[16:41 - 16:54] </w:t>
+        <w:t xml:space="preserve"/>
       </w:r>
       <w:r>
         <w:rPr>
@@ -4586,7 +4586,7 @@
           <w:lang w:eastAsia="ja-JP"/>
           <w14:ligatures w14:val="none"/>
         </w:rPr>
-        <w:t xml:space="preserve">[16:55 - 17:04] </w:t>
+        <w:t xml:space="preserve"/>
       </w:r>
       <w:r>
         <w:rPr>
@@ -4624,7 +4624,7 @@
           <w:lang w:eastAsia="ja-JP"/>
           <w14:ligatures w14:val="none"/>
         </w:rPr>
-        <w:t xml:space="preserve">[17:05 - 17:10] </w:t>
+        <w:t xml:space="preserve"/>
       </w:r>
       <w:r>
         <w:rPr>
@@ -4706,7 +4706,7 @@
           <w:lang w:eastAsia="ja-JP"/>
           <w14:ligatures w14:val="none"/>
         </w:rPr>
-        <w:t xml:space="preserve">[17:12 - 17:24] </w:t>
+        <w:t xml:space="preserve"/>
       </w:r>
       <w:r>
         <w:rPr>
@@ -4744,7 +4744,7 @@
           <w:lang w:eastAsia="ja-JP"/>
           <w14:ligatures w14:val="none"/>
         </w:rPr>
-        <w:t xml:space="preserve">[17:25 - 17:29] </w:t>
+        <w:t xml:space="preserve"/>
       </w:r>
       <w:r>
         <w:rPr>
@@ -4782,7 +4782,7 @@
           <w:lang w:eastAsia="ja-JP"/>
           <w14:ligatures w14:val="none"/>
         </w:rPr>
-        <w:t xml:space="preserve">[17:29 - 17:43] </w:t>
+        <w:t xml:space="preserve"/>
       </w:r>
       <w:r>
         <w:rPr>
@@ -4820,7 +4820,7 @@
           <w:lang w:eastAsia="ja-JP"/>
           <w14:ligatures w14:val="none"/>
         </w:rPr>
-        <w:t xml:space="preserve">[17:44 - 17:56] </w:t>
+        <w:t xml:space="preserve"/>
       </w:r>
       <w:r>
         <w:rPr>
@@ -4858,7 +4858,7 @@
           <w:lang w:eastAsia="ja-JP"/>
           <w14:ligatures w14:val="none"/>
         </w:rPr>
-        <w:t xml:space="preserve">[17:57 - 18:18] </w:t>
+        <w:t xml:space="preserve"/>
       </w:r>
       <w:r>
         <w:rPr>
@@ -4896,7 +4896,7 @@
           <w:lang w:eastAsia="ja-JP"/>
           <w14:ligatures w14:val="none"/>
         </w:rPr>
-        <w:t xml:space="preserve">[18:18 - 18:26] </w:t>
+        <w:t xml:space="preserve"/>
       </w:r>
       <w:r>
         <w:rPr>
@@ -4934,7 +4934,7 @@
           <w:lang w:eastAsia="ja-JP"/>
           <w14:ligatures w14:val="none"/>
         </w:rPr>
-        <w:t xml:space="preserve">[18:27 - 18:36] </w:t>
+        <w:t xml:space="preserve"/>
       </w:r>
       <w:r>
         <w:rPr>
@@ -4972,7 +4972,7 @@
           <w:lang w:eastAsia="ja-JP"/>
           <w14:ligatures w14:val="none"/>
         </w:rPr>
-        <w:t xml:space="preserve">[18:36 - 18:47] </w:t>
+        <w:t xml:space="preserve"/>
       </w:r>
       <w:r>
         <w:rPr>
@@ -5010,7 +5010,7 @@
           <w:lang w:eastAsia="ja-JP"/>
           <w14:ligatures w14:val="none"/>
         </w:rPr>
-        <w:t xml:space="preserve">[18:48 - 18:57] </w:t>
+        <w:t xml:space="preserve"/>
       </w:r>
       <w:r>
         <w:rPr>
@@ -5049,7 +5049,7 @@
           <w14:ligatures w14:val="none"/>
         </w:rPr>
         <w:lastRenderedPageBreak/>
-        <w:t xml:space="preserve">[18:57 - 19:06] </w:t>
+        <w:t xml:space="preserve"/>
       </w:r>
       <w:r>
         <w:rPr>
@@ -5087,7 +5087,7 @@
           <w:lang w:eastAsia="ja-JP"/>
           <w14:ligatures w14:val="none"/>
         </w:rPr>
-        <w:t xml:space="preserve">[19:06 - 19:14] </w:t>
+        <w:t xml:space="preserve"/>
       </w:r>
       <w:r>
         <w:rPr>
@@ -5125,7 +5125,7 @@
           <w:lang w:eastAsia="ja-JP"/>
           <w14:ligatures w14:val="none"/>
         </w:rPr>
-        <w:t xml:space="preserve">[19:14 - 19:26] </w:t>
+        <w:t xml:space="preserve"/>
       </w:r>
       <w:r>
         <w:rPr>
@@ -5163,7 +5163,7 @@
           <w:lang w:eastAsia="ja-JP"/>
           <w14:ligatures w14:val="none"/>
         </w:rPr>
-        <w:t xml:space="preserve">[19:27 - 19:37] </w:t>
+        <w:t xml:space="preserve"/>
       </w:r>
       <w:r>
         <w:rPr>
@@ -5201,7 +5201,7 @@
           <w:lang w:eastAsia="ja-JP"/>
           <w14:ligatures w14:val="none"/>
         </w:rPr>
-        <w:t xml:space="preserve">[19:37 - 19:42] </w:t>
+        <w:t xml:space="preserve"/>
       </w:r>
       <w:r>
         <w:rPr>
@@ -5239,7 +5239,7 @@
           <w:lang w:eastAsia="ja-JP"/>
           <w14:ligatures w14:val="none"/>
         </w:rPr>
-        <w:t xml:space="preserve">[19:42 - 19:51] </w:t>
+        <w:t xml:space="preserve"/>
       </w:r>
       <w:r>
         <w:rPr>
@@ -5277,7 +5277,7 @@
           <w:lang w:eastAsia="ja-JP"/>
           <w14:ligatures w14:val="none"/>
         </w:rPr>
-        <w:t xml:space="preserve">[19:51 - 19:58] </w:t>
+        <w:t xml:space="preserve"/>
       </w:r>
       <w:r>
         <w:rPr>
@@ -5315,7 +5315,7 @@
           <w:lang w:eastAsia="ja-JP"/>
           <w14:ligatures w14:val="none"/>
         </w:rPr>
-        <w:t xml:space="preserve">[19:58 - 20:08] </w:t>
+        <w:t xml:space="preserve"/>
       </w:r>
       <w:r>
         <w:rPr>
@@ -5353,7 +5353,7 @@
           <w:lang w:eastAsia="ja-JP"/>
           <w14:ligatures w14:val="none"/>
         </w:rPr>
-        <w:t xml:space="preserve">[20:08 - 20:21] </w:t>
+        <w:t xml:space="preserve"/>
       </w:r>
       <w:r>
         <w:rPr>
@@ -5391,7 +5391,7 @@
           <w:lang w:eastAsia="ja-JP"/>
           <w14:ligatures w14:val="none"/>
         </w:rPr>
-        <w:t xml:space="preserve">[20:21 - 20:28] </w:t>
+        <w:t xml:space="preserve"/>
       </w:r>
       <w:r>
         <w:rPr>
@@ -5429,7 +5429,7 @@
           <w:lang w:eastAsia="ja-JP"/>
           <w14:ligatures w14:val="none"/>
         </w:rPr>
-        <w:t xml:space="preserve">[20:28 - 20:38] </w:t>
+        <w:t xml:space="preserve"/>
       </w:r>
       <w:r>
         <w:rPr>
@@ -5467,7 +5467,7 @@
           <w:lang w:eastAsia="ja-JP"/>
           <w14:ligatures w14:val="none"/>
         </w:rPr>
-        <w:t xml:space="preserve">[20:38 - 20:48] </w:t>
+        <w:t xml:space="preserve"/>
       </w:r>
       <w:r>
         <w:rPr>
@@ -5505,7 +5505,7 @@
           <w:lang w:eastAsia="ja-JP"/>
           <w14:ligatures w14:val="none"/>
         </w:rPr>
-        <w:t xml:space="preserve">[20:48 - 20:54] </w:t>
+        <w:t xml:space="preserve"/>
       </w:r>
       <w:r>
         <w:rPr>
@@ -5543,7 +5543,7 @@
           <w:lang w:eastAsia="ja-JP"/>
           <w14:ligatures w14:val="none"/>
         </w:rPr>
-        <w:t xml:space="preserve">[20:56 - 21:10] </w:t>
+        <w:t xml:space="preserve"/>
       </w:r>
       <w:r>
         <w:rPr>
@@ -5581,7 +5581,7 @@
           <w:lang w:eastAsia="ja-JP"/>
           <w14:ligatures w14:val="none"/>
         </w:rPr>
-        <w:t xml:space="preserve">[21:11 - 21:17] </w:t>
+        <w:t xml:space="preserve"/>
       </w:r>
       <w:r>
         <w:rPr>
@@ -5619,7 +5619,7 @@
           <w:lang w:eastAsia="ja-JP"/>
           <w14:ligatures w14:val="none"/>
         </w:rPr>
-        <w:t xml:space="preserve">[21:17 - 21:25] </w:t>
+        <w:t xml:space="preserve"/>
       </w:r>
       <w:r>
         <w:rPr>
@@ -5657,7 +5657,7 @@
           <w:lang w:eastAsia="ja-JP"/>
           <w14:ligatures w14:val="none"/>
         </w:rPr>
-        <w:t xml:space="preserve">[21:26 - 21:32] </w:t>
+        <w:t xml:space="preserve"/>
       </w:r>
       <w:r>
         <w:rPr>
@@ -5696,7 +5696,7 @@
           <w14:ligatures w14:val="none"/>
         </w:rPr>
         <w:lastRenderedPageBreak/>
-        <w:t xml:space="preserve">[21:38 - 21:46] </w:t>
+        <w:t xml:space="preserve"/>
       </w:r>
       <w:r>
         <w:rPr>
@@ -5734,7 +5734,7 @@
           <w:lang w:eastAsia="ja-JP"/>
           <w14:ligatures w14:val="none"/>
         </w:rPr>
-        <w:t xml:space="preserve">[21:46 - 21:55] </w:t>
+        <w:t xml:space="preserve"/>
       </w:r>
       <w:r>
         <w:rPr>
@@ -5772,7 +5772,7 @@
           <w:lang w:eastAsia="ja-JP"/>
           <w14:ligatures w14:val="none"/>
         </w:rPr>
-        <w:t xml:space="preserve">[21:56 - 22:00] </w:t>
+        <w:t xml:space="preserve"/>
       </w:r>
       <w:r>
         <w:rPr>
@@ -5810,7 +5810,7 @@
           <w:lang w:eastAsia="ja-JP"/>
           <w14:ligatures w14:val="none"/>
         </w:rPr>
-        <w:t xml:space="preserve">[22:02 - 22:20] </w:t>
+        <w:t xml:space="preserve"/>
       </w:r>
       <w:r>
         <w:rPr>
@@ -5848,7 +5848,7 @@
           <w:lang w:eastAsia="ja-JP"/>
           <w14:ligatures w14:val="none"/>
         </w:rPr>
-        <w:t xml:space="preserve">[22:20 - 22:24] </w:t>
+        <w:t xml:space="preserve"/>
       </w:r>
       <w:r>
         <w:rPr>
@@ -5930,7 +5930,7 @@
           <w:lang w:eastAsia="ja-JP"/>
           <w14:ligatures w14:val="none"/>
         </w:rPr>
-        <w:t xml:space="preserve">[22:24 - 22:36] </w:t>
+        <w:t xml:space="preserve"/>
       </w:r>
       <w:r>
         <w:rPr>
@@ -6014,7 +6014,7 @@
           <w:lang w:eastAsia="ja-JP"/>
           <w14:ligatures w14:val="none"/>
         </w:rPr>
-        <w:t xml:space="preserve">[22:37 - 22:38] </w:t>
+        <w:t xml:space="preserve"/>
       </w:r>
       <w:r>
         <w:rPr>
@@ -6098,7 +6098,7 @@
           <w:lang w:eastAsia="ja-JP"/>
           <w14:ligatures w14:val="none"/>
         </w:rPr>
-        <w:t xml:space="preserve">[22:38 - 22:49] </w:t>
+        <w:t xml:space="preserve"/>
       </w:r>
       <w:r>
         <w:rPr>
@@ -6136,7 +6136,7 @@
           <w:lang w:eastAsia="ja-JP"/>
           <w14:ligatures w14:val="none"/>
         </w:rPr>
-        <w:t xml:space="preserve">[22:50 - 22:54] </w:t>
+        <w:t xml:space="preserve"/>
       </w:r>
       <w:r>
         <w:rPr>
@@ -6174,7 +6174,7 @@
           <w:lang w:eastAsia="ja-JP"/>
           <w14:ligatures w14:val="none"/>
         </w:rPr>
-        <w:t xml:space="preserve">[22:56 - 23:07] </w:t>
+        <w:t xml:space="preserve"/>
       </w:r>
       <w:r>
         <w:rPr>
@@ -6212,7 +6212,7 @@
           <w:lang w:eastAsia="ja-JP"/>
           <w14:ligatures w14:val="none"/>
         </w:rPr>
-        <w:t xml:space="preserve">[23:08 - 23:20] </w:t>
+        <w:t xml:space="preserve"/>
       </w:r>
       <w:r>
         <w:rPr>
@@ -6250,7 +6250,7 @@
           <w:lang w:eastAsia="ja-JP"/>
           <w14:ligatures w14:val="none"/>
         </w:rPr>
-        <w:t xml:space="preserve">[23:20 - 23:32] </w:t>
+        <w:t xml:space="preserve"/>
       </w:r>
       <w:r>
         <w:rPr>
@@ -6289,7 +6289,7 @@
           <w14:ligatures w14:val="none"/>
         </w:rPr>
         <w:lastRenderedPageBreak/>
-        <w:t xml:space="preserve">[23:32 - 23:41] </w:t>
+        <w:t xml:space="preserve"/>
       </w:r>
       <w:r>
         <w:rPr>
@@ -6327,7 +6327,7 @@
           <w:lang w:eastAsia="ja-JP"/>
           <w14:ligatures w14:val="none"/>
         </w:rPr>
-        <w:t xml:space="preserve">[23:41 - 23:52] </w:t>
+        <w:t xml:space="preserve"/>
       </w:r>
       <w:r>
         <w:rPr>
@@ -6409,7 +6409,7 @@
           <w:lang w:eastAsia="ja-JP"/>
           <w14:ligatures w14:val="none"/>
         </w:rPr>
-        <w:t xml:space="preserve">[23:54 - 24:01] </w:t>
+        <w:t xml:space="preserve"/>
       </w:r>
       <w:r>
         <w:rPr>
@@ -6447,7 +6447,7 @@
           <w:lang w:eastAsia="ja-JP"/>
           <w14:ligatures w14:val="none"/>
         </w:rPr>
-        <w:t xml:space="preserve">[24:02 - 24:18] </w:t>
+        <w:t xml:space="preserve"/>
       </w:r>
       <w:r>
         <w:rPr>
@@ -6485,7 +6485,7 @@
           <w:lang w:eastAsia="ja-JP"/>
           <w14:ligatures w14:val="none"/>
         </w:rPr>
-        <w:t xml:space="preserve">[24:18 - 24:24] </w:t>
+        <w:t xml:space="preserve"/>
       </w:r>
       <w:r>
         <w:rPr>
@@ -6523,7 +6523,7 @@
           <w:lang w:eastAsia="ja-JP"/>
           <w14:ligatures w14:val="none"/>
         </w:rPr>
-        <w:t xml:space="preserve">[24:26 - 24:35] </w:t>
+        <w:t xml:space="preserve"/>
       </w:r>
       <w:r>
         <w:rPr>
@@ -6561,7 +6561,7 @@
           <w:lang w:eastAsia="ja-JP"/>
           <w14:ligatures w14:val="none"/>
         </w:rPr>
-        <w:t xml:space="preserve">[24:36 - 24:46] </w:t>
+        <w:t xml:space="preserve"/>
       </w:r>
       <w:r>
         <w:rPr>
@@ -6599,7 +6599,7 @@
           <w:lang w:eastAsia="ja-JP"/>
           <w14:ligatures w14:val="none"/>
         </w:rPr>
-        <w:t xml:space="preserve">[24:46 - 24:57] </w:t>
+        <w:t xml:space="preserve"/>
       </w:r>
       <w:r>
         <w:rPr>
@@ -6637,7 +6637,7 @@
           <w:lang w:eastAsia="ja-JP"/>
           <w14:ligatures w14:val="none"/>
         </w:rPr>
-        <w:t xml:space="preserve">[24:57 - 25:08] </w:t>
+        <w:t xml:space="preserve"/>
       </w:r>
       <w:r>
         <w:rPr>
@@ -6675,7 +6675,7 @@
           <w:lang w:eastAsia="ja-JP"/>
           <w14:ligatures w14:val="none"/>
         </w:rPr>
-        <w:t xml:space="preserve">[25:09 - 25:21] </w:t>
+        <w:t xml:space="preserve"/>
       </w:r>
       <w:r>
         <w:rPr>
@@ -6713,7 +6713,7 @@
           <w:lang w:eastAsia="ja-JP"/>
           <w14:ligatures w14:val="none"/>
         </w:rPr>
-        <w:t xml:space="preserve">[25:21 - 25:25] </w:t>
+        <w:t xml:space="preserve"/>
       </w:r>
       <w:r>
         <w:rPr>
@@ -6751,7 +6751,7 @@
           <w:lang w:eastAsia="ja-JP"/>
           <w14:ligatures w14:val="none"/>
         </w:rPr>
-        <w:t xml:space="preserve">[25:27 - 25:38] </w:t>
+        <w:t xml:space="preserve"/>
       </w:r>
       <w:r>
         <w:rPr>
@@ -6833,7 +6833,7 @@
           <w:lang w:eastAsia="ja-JP"/>
           <w14:ligatures w14:val="none"/>
         </w:rPr>
-        <w:t xml:space="preserve">[25:38 - 25:42] </w:t>
+        <w:t xml:space="preserve"/>
       </w:r>
       <w:r>
         <w:rPr>
@@ -6916,7 +6916,7 @@
           <w14:ligatures w14:val="none"/>
         </w:rPr>
         <w:lastRenderedPageBreak/>
-        <w:t xml:space="preserve">[25:42 - 25:54] </w:t>
+        <w:t xml:space="preserve"/>
       </w:r>
       <w:r>
         <w:rPr>
@@ -6954,7 +6954,7 @@
           <w:lang w:eastAsia="ja-JP"/>
           <w14:ligatures w14:val="none"/>
         </w:rPr>
-        <w:t xml:space="preserve">[25:55 - 26:08] </w:t>
+        <w:t xml:space="preserve"/>
       </w:r>
       <w:r>
         <w:rPr>
@@ -7036,7 +7036,7 @@
           <w:lang w:eastAsia="ja-JP"/>
           <w14:ligatures w14:val="none"/>
         </w:rPr>
-        <w:t xml:space="preserve">[26:08 - 26:15] </w:t>
+        <w:t xml:space="preserve"/>
       </w:r>
       <w:r>
         <w:rPr>
@@ -7118,7 +7118,7 @@
           <w:lang w:eastAsia="ja-JP"/>
           <w14:ligatures w14:val="none"/>
         </w:rPr>
-        <w:t xml:space="preserve">[26:15 - 26:37] </w:t>
+        <w:t xml:space="preserve"/>
       </w:r>
       <w:r>
         <w:rPr>
@@ -7156,7 +7156,7 @@
           <w:lang w:eastAsia="ja-JP"/>
           <w14:ligatures w14:val="none"/>
         </w:rPr>
-        <w:t xml:space="preserve">[26:37 - 26:45] </w:t>
+        <w:t xml:space="preserve"/>
       </w:r>
       <w:r>
         <w:rPr>
@@ -7194,7 +7194,7 @@
           <w:lang w:eastAsia="ja-JP"/>
           <w14:ligatures w14:val="none"/>
         </w:rPr>
-        <w:t xml:space="preserve">[26:45 - 27:06] </w:t>
+        <w:t xml:space="preserve"/>
       </w:r>
       <w:r>
         <w:rPr>
@@ -7232,7 +7232,7 @@
           <w:lang w:eastAsia="ja-JP"/>
           <w14:ligatures w14:val="none"/>
         </w:rPr>
-        <w:t xml:space="preserve">[27:06 - 27:14] </w:t>
+        <w:t xml:space="preserve"/>
       </w:r>
       <w:r>
         <w:rPr>
@@ -7270,7 +7270,7 @@
           <w:lang w:eastAsia="ja-JP"/>
           <w14:ligatures w14:val="none"/>
         </w:rPr>
-        <w:t xml:space="preserve">[27:15 - 27:26] </w:t>
+        <w:t xml:space="preserve"/>
       </w:r>
       <w:r>
         <w:rPr>
@@ -7308,19 +7308,19 @@
           <w:lang w:eastAsia="ja-JP"/>
           <w14:ligatures w14:val="none"/>
         </w:rPr>
-        <w:t>[27:26 - 27:</w:t>
-      </w:r>
-      <w:r>
-        <w:rPr>
-          <w:rFonts w:ascii="Aptos" w:eastAsia="Aptos" w:hAnsi="Aptos" w:cs="Aptos"/>
-          <w:color w:val="0070C0"/>
-          <w:kern w:val="0"/>
-          <w:sz w:val="24"/>
-          <w:szCs w:val="24"/>
-          <w:lang w:eastAsia="ja-JP"/>
-          <w14:ligatures w14:val="none"/>
-        </w:rPr>
-        <w:t xml:space="preserve">40] </w:t>
+        <w:t/>
+      </w:r>
+      <w:r>
+        <w:rPr>
+          <w:rFonts w:ascii="Aptos" w:eastAsia="Aptos" w:hAnsi="Aptos" w:cs="Aptos"/>
+          <w:color w:val="0070C0"/>
+          <w:kern w:val="0"/>
+          <w:sz w:val="24"/>
+          <w:szCs w:val="24"/>
+          <w:lang w:eastAsia="ja-JP"/>
+          <w14:ligatures w14:val="none"/>
+        </w:rPr>
+        <w:t xml:space="preserve"/>
       </w:r>
       <w:r>
         <w:rPr>
@@ -7358,7 +7358,7 @@
           <w:lang w:eastAsia="ja-JP"/>
           <w14:ligatures w14:val="none"/>
         </w:rPr>
-        <w:t xml:space="preserve">[27:40 - 27:45] </w:t>
+        <w:t xml:space="preserve"/>
       </w:r>
       <w:r>
         <w:rPr>
@@ -7396,7 +7396,7 @@
           <w:lang w:eastAsia="ja-JP"/>
           <w14:ligatures w14:val="none"/>
         </w:rPr>
-        <w:t xml:space="preserve">[27:46 - 28:09] </w:t>
+        <w:t xml:space="preserve"/>
       </w:r>
       <w:r>
         <w:rPr>
@@ -7435,7 +7435,7 @@
           <w14:ligatures w14:val="none"/>
         </w:rPr>
         <w:lastRenderedPageBreak/>
-        <w:t xml:space="preserve">[28:09 - 28:29] </w:t>
+        <w:t xml:space="preserve"/>
       </w:r>
       <w:r>
         <w:rPr>
@@ -7473,7 +7473,7 @@
           <w:lang w:eastAsia="ja-JP"/>
           <w14:ligatures w14:val="none"/>
         </w:rPr>
-        <w:t xml:space="preserve">[28:29 - 28:38] </w:t>
+        <w:t xml:space="preserve"/>
       </w:r>
       <w:r>
         <w:rPr>
@@ -7511,7 +7511,7 @@
           <w:lang w:eastAsia="ja-JP"/>
           <w14:ligatures w14:val="none"/>
         </w:rPr>
-        <w:t xml:space="preserve">[28:39 - 28:50] </w:t>
+        <w:t xml:space="preserve"/>
       </w:r>
       <w:r>
         <w:rPr>
@@ -7595,7 +7595,7 @@
           <w:lang w:eastAsia="ja-JP"/>
           <w14:ligatures w14:val="none"/>
         </w:rPr>
-        <w:t xml:space="preserve">[28:51 - 28:51] </w:t>
+        <w:t xml:space="preserve"/>
       </w:r>
       <w:r>
         <w:rPr>
@@ -7677,7 +7677,7 @@
           <w:lang w:eastAsia="ja-JP"/>
           <w14:ligatures w14:val="none"/>
         </w:rPr>
-        <w:t xml:space="preserve">[28:52 - 29:05] </w:t>
+        <w:t xml:space="preserve"/>
       </w:r>
       <w:r>
         <w:rPr>
@@ -7715,7 +7715,7 @@
           <w:lang w:eastAsia="ja-JP"/>
           <w14:ligatures w14:val="none"/>
         </w:rPr>
-        <w:t xml:space="preserve">[29:06 - 29:08] </w:t>
+        <w:t xml:space="preserve"/>
       </w:r>
       <w:r>
         <w:rPr>
@@ -7753,7 +7753,7 @@
           <w:lang w:eastAsia="ja-JP"/>
           <w14:ligatures w14:val="none"/>
         </w:rPr>
-        <w:t xml:space="preserve">[29:08 - 29:22] </w:t>
+        <w:t xml:space="preserve"/>
       </w:r>
       <w:r>
         <w:rPr>
@@ -7791,7 +7791,7 @@
           <w:lang w:eastAsia="ja-JP"/>
           <w14:ligatures w14:val="none"/>
         </w:rPr>
-        <w:t xml:space="preserve">[29:22 - 29:38] </w:t>
+        <w:t xml:space="preserve"/>
       </w:r>
       <w:r>
         <w:rPr>
@@ -7829,7 +7829,7 @@
           <w:lang w:eastAsia="ja-JP"/>
           <w14:ligatures w14:val="none"/>
         </w:rPr>
-        <w:t xml:space="preserve">[29:38 - 29:50] </w:t>
+        <w:t xml:space="preserve"/>
       </w:r>
       <w:r>
         <w:rPr>
@@ -7867,7 +7867,7 @@
           <w:lang w:eastAsia="ja-JP"/>
           <w14:ligatures w14:val="none"/>
         </w:rPr>
-        <w:t xml:space="preserve">[29:51 - 29:54] </w:t>
+        <w:t xml:space="preserve"/>
       </w:r>
       <w:r>
         <w:rPr>
@@ -7949,7 +7949,7 @@
           <w:lang w:eastAsia="ja-JP"/>
           <w14:ligatures w14:val="none"/>
         </w:rPr>
-        <w:t xml:space="preserve">[29:54 - 29:56] </w:t>
+        <w:t xml:space="preserve"/>
       </w:r>
       <w:r>
         <w:rPr>
@@ -7987,7 +7987,7 @@
           <w:lang w:eastAsia="ja-JP"/>
           <w14:ligatures w14:val="none"/>
         </w:rPr>
-        <w:t xml:space="preserve">[29:56 - 30:08] </w:t>
+        <w:t xml:space="preserve"/>
       </w:r>
       <w:r>
         <w:rPr>
@@ -8026,7 +8026,7 @@
           <w14:ligatures w14:val="none"/>
         </w:rPr>
         <w:lastRenderedPageBreak/>
-        <w:t xml:space="preserve">[30:08 - 30:20] </w:t>
+        <w:t xml:space="preserve"/>
       </w:r>
       <w:r>
         <w:rPr>
@@ -8108,7 +8108,7 @@
           <w:lang w:eastAsia="ja-JP"/>
           <w14:ligatures w14:val="none"/>
         </w:rPr>
-        <w:t xml:space="preserve">[30:21 - 30:31] </w:t>
+        <w:t xml:space="preserve"/>
       </w:r>
       <w:r>
         <w:rPr>
@@ -8146,7 +8146,7 @@
           <w:lang w:eastAsia="ja-JP"/>
           <w14:ligatures w14:val="none"/>
         </w:rPr>
-        <w:t xml:space="preserve">[30:33 - 30:40] </w:t>
+        <w:t xml:space="preserve"/>
       </w:r>
       <w:r>
         <w:rPr>
@@ -8228,7 +8228,7 @@
           <w:lang w:eastAsia="ja-JP"/>
           <w14:ligatures w14:val="none"/>
         </w:rPr>
-        <w:t xml:space="preserve">[30:40 - 30:41] </w:t>
+        <w:t xml:space="preserve"/>
       </w:r>
       <w:r>
         <w:rPr>
@@ -8310,7 +8310,7 @@
           <w:lang w:eastAsia="ja-JP"/>
           <w14:ligatures w14:val="none"/>
         </w:rPr>
-        <w:t xml:space="preserve">[30:42 - 30:44] </w:t>
+        <w:t xml:space="preserve"/>
       </w:r>
       <w:r>
         <w:rPr>
@@ -8392,7 +8392,7 @@
           <w:lang w:eastAsia="ja-JP"/>
           <w14:ligatures w14:val="none"/>
         </w:rPr>
-        <w:t xml:space="preserve">[30:47 - 30:59] </w:t>
+        <w:t xml:space="preserve"/>
       </w:r>
       <w:r>
         <w:rPr>
@@ -8430,7 +8430,7 @@
           <w:lang w:eastAsia="ja-JP"/>
           <w14:ligatures w14:val="none"/>
         </w:rPr>
-        <w:t xml:space="preserve">[31:00 - 31:08] </w:t>
+        <w:t xml:space="preserve"/>
       </w:r>
       <w:r>
         <w:rPr>
@@ -8468,7 +8468,7 @@
           <w:lang w:eastAsia="ja-JP"/>
           <w14:ligatures w14:val="none"/>
         </w:rPr>
-        <w:t xml:space="preserve">[31:09 - 31:19] </w:t>
+        <w:t xml:space="preserve"/>
       </w:r>
       <w:r>
         <w:rPr>
@@ -8506,7 +8506,7 @@
           <w:lang w:eastAsia="ja-JP"/>
           <w14:ligatures w14:val="none"/>
         </w:rPr>
-        <w:t xml:space="preserve">[31:20 - 31:28] </w:t>
+        <w:t xml:space="preserve"/>
       </w:r>
       <w:r>
         <w:rPr>
@@ -8544,7 +8544,7 @@
           <w:lang w:eastAsia="ja-JP"/>
           <w14:ligatures w14:val="none"/>
         </w:rPr>
-        <w:t xml:space="preserve">[31:29 - 31:37] </w:t>
+        <w:t xml:space="preserve"/>
       </w:r>
       <w:r>
         <w:rPr>
@@ -8582,7 +8582,7 @@
           <w:lang w:eastAsia="ja-JP"/>
           <w14:ligatures w14:val="none"/>
         </w:rPr>
-        <w:t xml:space="preserve">[31:38 - 31:46] </w:t>
+        <w:t xml:space="preserve"/>
       </w:r>
       <w:r>
         <w:rPr>
@@ -8620,7 +8620,7 @@
           <w:lang w:eastAsia="ja-JP"/>
           <w14:ligatures w14:val="none"/>
         </w:rPr>
-        <w:t xml:space="preserve">[31:46 - 31:54] </w:t>
+        <w:t xml:space="preserve"/>
       </w:r>
       <w:r>
         <w:rPr>
@@ -8703,7 +8703,7 @@
           <w:lang w:eastAsia="ja-JP"/>
           <w14:ligatures w14:val="none"/>
         </w:rPr>
-        <w:t xml:space="preserve">[31:54 - 31:55] </w:t>
+        <w:t xml:space="preserve"/>
       </w:r>
       <w:r>
         <w:rPr>
@@ -8785,7 +8785,7 @@
           <w:lang w:eastAsia="ja-JP"/>
           <w14:ligatures w14:val="none"/>
         </w:rPr>
-        <w:t xml:space="preserve">[31:55 - 32:08] </w:t>
+        <w:t xml:space="preserve"/>
       </w:r>
       <w:r>
         <w:rPr>
@@ -8823,7 +8823,7 @@
           <w:lang w:eastAsia="ja-JP"/>
           <w14:ligatures w14:val="none"/>
         </w:rPr>
-        <w:t xml:space="preserve">[32:08 - 32:10] </w:t>
+        <w:t xml:space="preserve"/>
       </w:r>
       <w:r>
         <w:rPr>
@@ -8905,7 +8905,7 @@
           <w:lang w:eastAsia="ja-JP"/>
           <w14:ligatures w14:val="none"/>
         </w:rPr>
-        <w:t xml:space="preserve">[32:10 - 32:13] </w:t>
+        <w:t xml:space="preserve"/>
       </w:r>
       <w:r>
         <w:rPr>
@@ -8987,7 +8987,7 @@
           <w:lang w:eastAsia="ja-JP"/>
           <w14:ligatures w14:val="none"/>
         </w:rPr>
-        <w:t xml:space="preserve">[32:13 - 32:16] </w:t>
+        <w:t xml:space="preserve"/>
       </w:r>
       <w:r>
         <w:rPr>
@@ -9069,7 +9069,7 @@
           <w:lang w:eastAsia="ja-JP"/>
           <w14:ligatures w14:val="none"/>
         </w:rPr>
-        <w:t xml:space="preserve">[32:17 - 32:20] </w:t>
+        <w:t xml:space="preserve"/>
       </w:r>
       <w:r>
         <w:rPr>
@@ -9151,7 +9151,7 @@
           <w:lang w:eastAsia="ja-JP"/>
           <w14:ligatures w14:val="none"/>
         </w:rPr>
-        <w:t xml:space="preserve">[32:20 - 32:23] </w:t>
+        <w:t xml:space="preserve"/>
       </w:r>
       <w:r>
         <w:rPr>
@@ -9189,7 +9189,7 @@
           <w:lang w:eastAsia="ja-JP"/>
           <w14:ligatures w14:val="none"/>
         </w:rPr>
-        <w:t xml:space="preserve">[32:26 - 32:35] </w:t>
+        <w:t xml:space="preserve"/>
       </w:r>
       <w:r>
         <w:rPr>
@@ -9227,7 +9227,7 @@
           <w:lang w:eastAsia="ja-JP"/>
           <w14:ligatures w14:val="none"/>
         </w:rPr>
-        <w:t xml:space="preserve">[32:38 - 32:43] </w:t>
+        <w:t xml:space="preserve"/>
       </w:r>
       <w:r>
         <w:rPr>
@@ -9265,7 +9265,7 @@
           <w:lang w:eastAsia="ja-JP"/>
           <w14:ligatures w14:val="none"/>
         </w:rPr>
-        <w:t xml:space="preserve">[32:43 - 32:53] </w:t>
+        <w:t xml:space="preserve"/>
       </w:r>
       <w:r>
         <w:rPr>
@@ -9303,7 +9303,7 @@
           <w:lang w:eastAsia="ja-JP"/>
           <w14:ligatures w14:val="none"/>
         </w:rPr>
-        <w:t xml:space="preserve">[32:54 - 32:59] </w:t>
+        <w:t xml:space="preserve"/>
       </w:r>
       <w:r>
         <w:rPr>
@@ -9341,7 +9341,7 @@
           <w:lang w:eastAsia="ja-JP"/>
           <w14:ligatures w14:val="none"/>
         </w:rPr>
-        <w:t xml:space="preserve">[33:03 - 33:08] </w:t>
+        <w:t xml:space="preserve"/>
       </w:r>
       <w:r>
         <w:rPr>
@@ -9379,7 +9379,7 @@
           <w:lang w:eastAsia="ja-JP"/>
           <w14:ligatures w14:val="none"/>
         </w:rPr>
-        <w:t xml:space="preserve">[33:08 - 33:29] </w:t>
+        <w:t xml:space="preserve"/>
       </w:r>
       <w:r>
         <w:rPr>
@@ -9417,7 +9417,7 @@
           <w:lang w:eastAsia="ja-JP"/>
           <w14:ligatures w14:val="none"/>
         </w:rPr>
-        <w:t xml:space="preserve">[33:30 - 33:31] </w:t>
+        <w:t xml:space="preserve"/>
       </w:r>
       <w:r>
         <w:rPr>
@@ -9499,7 +9499,7 @@
           <w:lang w:eastAsia="ja-JP"/>
           <w14:ligatures w14:val="none"/>
         </w:rPr>
-        <w:t xml:space="preserve">[33:31 - 33:35] </w:t>
+        <w:t xml:space="preserve"/>
       </w:r>
       <w:r>
         <w:rPr>
@@ -9581,7 +9581,7 @@
           <w:lang w:eastAsia="ja-JP"/>
           <w14:ligatures w14:val="none"/>
         </w:rPr>
-        <w:t xml:space="preserve">[33:35 - 33:35] </w:t>
+        <w:t xml:space="preserve"/>
       </w:r>
       <w:r>
         <w:rPr>
@@ -9665,7 +9665,7 @@
           <w:lang w:eastAsia="ja-JP"/>
           <w14:ligatures w14:val="none"/>
         </w:rPr>
-        <w:t xml:space="preserve">[33:35 - 33:45] </w:t>
+        <w:t xml:space="preserve"/>
       </w:r>
       <w:r>
         <w:rPr>
@@ -9703,7 +9703,7 @@
           <w:lang w:eastAsia="ja-JP"/>
           <w14:ligatures w14:val="none"/>
         </w:rPr>
-        <w:t xml:space="preserve">[33:45 - 33:59] </w:t>
+        <w:t xml:space="preserve"/>
       </w:r>
       <w:r>
         <w:rPr>
@@ -9741,7 +9741,7 @@
           <w:lang w:eastAsia="ja-JP"/>
           <w14:ligatures w14:val="none"/>
         </w:rPr>
-        <w:t xml:space="preserve">[33:59 - 34:02] </w:t>
+        <w:t xml:space="preserve"/>
       </w:r>
       <w:r>
         <w:rPr>
@@ -9825,7 +9825,7 @@
           <w:lang w:eastAsia="ja-JP"/>
           <w14:ligatures w14:val="none"/>
         </w:rPr>
-        <w:t xml:space="preserve">[34:02 - 34:15] </w:t>
+        <w:t xml:space="preserve"/>
       </w:r>
       <w:r>
         <w:rPr>
@@ -9863,7 +9863,7 @@
           <w:lang w:eastAsia="ja-JP"/>
           <w14:ligatures w14:val="none"/>
         </w:rPr>
-        <w:t xml:space="preserve">[34:15 - 34:25] </w:t>
+        <w:t xml:space="preserve"/>
       </w:r>
       <w:r>
         <w:rPr>
@@ -9901,7 +9901,7 @@
           <w:lang w:eastAsia="ja-JP"/>
           <w14:ligatures w14:val="none"/>
         </w:rPr>
-        <w:t xml:space="preserve">[34:26 - 34:37] </w:t>
+        <w:t xml:space="preserve"/>
       </w:r>
       <w:r>
         <w:rPr>
@@ -9939,7 +9939,7 @@
           <w:lang w:eastAsia="ja-JP"/>
           <w14:ligatures w14:val="none"/>
         </w:rPr>
-        <w:t xml:space="preserve">[34:37 - 34:48] </w:t>
+        <w:t xml:space="preserve"/>
       </w:r>
       <w:r>
         <w:rPr>
@@ -9977,7 +9977,7 @@
           <w:lang w:eastAsia="ja-JP"/>
           <w14:ligatures w14:val="none"/>
         </w:rPr>
-        <w:t xml:space="preserve">[34:48 - 35:01] </w:t>
+        <w:t xml:space="preserve"/>
       </w:r>
       <w:r>
         <w:rPr>
@@ -10015,7 +10015,7 @@
           <w:lang w:eastAsia="ja-JP"/>
           <w14:ligatures w14:val="none"/>
         </w:rPr>
-        <w:t xml:space="preserve">[35:02 - 35:06] </w:t>
+        <w:t xml:space="preserve"/>
       </w:r>
       <w:r>
         <w:rPr>
@@ -10053,7 +10053,7 @@
           <w:lang w:eastAsia="ja-JP"/>
           <w14:ligatures w14:val="none"/>
         </w:rPr>
-        <w:t xml:space="preserve">[35:07 - 35:19] </w:t>
+        <w:t xml:space="preserve"/>
       </w:r>
       <w:r>
         <w:rPr>
@@ -10092,7 +10092,7 @@
           <w14:ligatures w14:val="none"/>
         </w:rPr>
         <w:lastRenderedPageBreak/>
-        <w:t xml:space="preserve">[35:19 - 35:31] </w:t>
+        <w:t xml:space="preserve"/>
       </w:r>
       <w:r>
         <w:rPr>
@@ -10130,7 +10130,7 @@
           <w:lang w:eastAsia="ja-JP"/>
           <w14:ligatures w14:val="none"/>
         </w:rPr>
-        <w:t xml:space="preserve">[35:31 - 35:42] </w:t>
+        <w:t xml:space="preserve"/>
       </w:r>
       <w:r>
         <w:rPr>
@@ -10168,7 +10168,7 @@
           <w:lang w:eastAsia="ja-JP"/>
           <w14:ligatures w14:val="none"/>
         </w:rPr>
-        <w:t xml:space="preserve">[35:42 - 35:50] </w:t>
+        <w:t xml:space="preserve"/>
       </w:r>
       <w:r>
         <w:rPr>
@@ -10206,7 +10206,7 @@
           <w:lang w:eastAsia="ja-JP"/>
           <w14:ligatures w14:val="none"/>
         </w:rPr>
-        <w:t xml:space="preserve">[35:50 - 35:59] </w:t>
+        <w:t xml:space="preserve"/>
       </w:r>
       <w:r>
         <w:rPr>
@@ -10244,7 +10244,7 @@
           <w:lang w:eastAsia="ja-JP"/>
           <w14:ligatures w14:val="none"/>
         </w:rPr>
-        <w:t xml:space="preserve">[35:59 - 36:12] </w:t>
+        <w:t xml:space="preserve"/>
       </w:r>
       <w:r>
         <w:rPr>
@@ -10282,7 +10282,7 @@
           <w:lang w:eastAsia="ja-JP"/>
           <w14:ligatures w14:val="none"/>
         </w:rPr>
-        <w:t xml:space="preserve">[36:12 - 36:20] </w:t>
+        <w:t xml:space="preserve"/>
       </w:r>
       <w:r>
         <w:rPr>
@@ -10320,7 +10320,7 @@
           <w:lang w:eastAsia="ja-JP"/>
           <w14:ligatures w14:val="none"/>
         </w:rPr>
-        <w:t xml:space="preserve">[36:20 - 36:30] </w:t>
+        <w:t xml:space="preserve"/>
       </w:r>
       <w:r>
         <w:rPr>
@@ -10358,7 +10358,7 @@
           <w:lang w:eastAsia="ja-JP"/>
           <w14:ligatures w14:val="none"/>
         </w:rPr>
-        <w:t xml:space="preserve">[36:30 - 36:37] </w:t>
+        <w:t xml:space="preserve"/>
       </w:r>
       <w:r>
         <w:rPr>
@@ -10440,7 +10440,7 @@
           <w:lang w:eastAsia="ja-JP"/>
           <w14:ligatures w14:val="none"/>
         </w:rPr>
-        <w:t xml:space="preserve">[36:37 - 36:44] </w:t>
+        <w:t xml:space="preserve"/>
       </w:r>
       <w:r>
         <w:rPr>
@@ -10478,7 +10478,7 @@
           <w:lang w:eastAsia="ja-JP"/>
           <w14:ligatures w14:val="none"/>
         </w:rPr>
-        <w:t xml:space="preserve">[36:45 - 36:52] </w:t>
+        <w:t xml:space="preserve"/>
       </w:r>
       <w:r>
         <w:rPr>
@@ -10516,7 +10516,7 @@
           <w:lang w:eastAsia="ja-JP"/>
           <w14:ligatures w14:val="none"/>
         </w:rPr>
-        <w:t xml:space="preserve">[36:53 - 37:04] </w:t>
+        <w:t xml:space="preserve"/>
       </w:r>
       <w:r>
         <w:rPr>
@@ -10598,7 +10598,7 @@
           <w:lang w:eastAsia="ja-JP"/>
           <w14:ligatures w14:val="none"/>
         </w:rPr>
-        <w:t xml:space="preserve">[37:04 - 37:14] </w:t>
+        <w:t xml:space="preserve"/>
       </w:r>
       <w:r>
         <w:rPr>
@@ -10636,7 +10636,7 @@
           <w:lang w:eastAsia="ja-JP"/>
           <w14:ligatures w14:val="none"/>
         </w:rPr>
-        <w:t xml:space="preserve">[37:14 - 37:23] </w:t>
+        <w:t xml:space="preserve"/>
       </w:r>
       <w:r>
         <w:rPr>
@@ -10674,7 +10674,7 @@
           <w:lang w:eastAsia="ja-JP"/>
           <w14:ligatures w14:val="none"/>
         </w:rPr>
-        <w:t xml:space="preserve">[37:23 - 37:29] </w:t>
+        <w:t xml:space="preserve"/>
       </w:r>
       <w:r>
         <w:rPr>
@@ -10757,7 +10757,7 @@
           <w:lang w:eastAsia="ja-JP"/>
           <w14:ligatures w14:val="none"/>
         </w:rPr>
-        <w:t xml:space="preserve">[37:30 - 37:31] </w:t>
+        <w:t xml:space="preserve"/>
       </w:r>
       <w:r>
         <w:rPr>
@@ -10839,7 +10839,7 @@
           <w:lang w:eastAsia="ja-JP"/>
           <w14:ligatures w14:val="none"/>
         </w:rPr>
-        <w:t xml:space="preserve">[37:31 - 37:38] </w:t>
+        <w:t xml:space="preserve"/>
       </w:r>
       <w:r>
         <w:rPr>
@@ -10877,7 +10877,7 @@
           <w:lang w:eastAsia="ja-JP"/>
           <w14:ligatures w14:val="none"/>
         </w:rPr>
-        <w:t xml:space="preserve">[37:38 - 37:46] </w:t>
+        <w:t xml:space="preserve"/>
       </w:r>
       <w:r>
         <w:rPr>
@@ -10915,7 +10915,7 @@
           <w:lang w:eastAsia="ja-JP"/>
           <w14:ligatures w14:val="none"/>
         </w:rPr>
-        <w:t xml:space="preserve">[37:46 - 37:55] </w:t>
+        <w:t xml:space="preserve"/>
       </w:r>
       <w:r>
         <w:rPr>
@@ -10953,7 +10953,7 @@
           <w:lang w:eastAsia="ja-JP"/>
           <w14:ligatures w14:val="none"/>
         </w:rPr>
-        <w:t xml:space="preserve">[37:55 - 38:03] </w:t>
+        <w:t xml:space="preserve"/>
       </w:r>
       <w:r>
         <w:rPr>
@@ -10991,7 +10991,7 @@
           <w:lang w:eastAsia="ja-JP"/>
           <w14:ligatures w14:val="none"/>
         </w:rPr>
-        <w:t xml:space="preserve">[38:03 - 38:10] </w:t>
+        <w:t xml:space="preserve"/>
       </w:r>
       <w:r>
         <w:rPr>
@@ -11029,7 +11029,7 @@
           <w:lang w:eastAsia="ja-JP"/>
           <w14:ligatures w14:val="none"/>
         </w:rPr>
-        <w:t xml:space="preserve">[38:11 - 38:22] </w:t>
+        <w:t xml:space="preserve"/>
       </w:r>
       <w:r>
         <w:rPr>
@@ -11067,7 +11067,7 @@
           <w:lang w:eastAsia="ja-JP"/>
           <w14:ligatures w14:val="none"/>
         </w:rPr>
-        <w:t xml:space="preserve">[38:22 - 38:32] </w:t>
+        <w:t xml:space="preserve"/>
       </w:r>
       <w:r>
         <w:rPr>
@@ -11105,7 +11105,7 @@
           <w:lang w:eastAsia="ja-JP"/>
           <w14:ligatures w14:val="none"/>
         </w:rPr>
-        <w:t xml:space="preserve">[38:32 - 38:43] </w:t>
+        <w:t xml:space="preserve"/>
       </w:r>
       <w:r>
         <w:rPr>
@@ -11143,7 +11143,7 @@
           <w:lang w:eastAsia="ja-JP"/>
           <w14:ligatures w14:val="none"/>
         </w:rPr>
-        <w:t xml:space="preserve">[38:43 - 38:49] </w:t>
+        <w:t xml:space="preserve"/>
       </w:r>
       <w:r>
         <w:rPr>
@@ -11181,7 +11181,7 @@
           <w:lang w:eastAsia="ja-JP"/>
           <w14:ligatures w14:val="none"/>
         </w:rPr>
-        <w:t xml:space="preserve">[38:49 - 39:01] </w:t>
+        <w:t xml:space="preserve"/>
       </w:r>
       <w:r>
         <w:rPr>
@@ -11219,7 +11219,7 @@
           <w:lang w:eastAsia="ja-JP"/>
           <w14:ligatures w14:val="none"/>
         </w:rPr>
-        <w:t xml:space="preserve">[39:04 - 39:12] </w:t>
+        <w:t xml:space="preserve"/>
       </w:r>
       <w:r>
         <w:rPr>
@@ -11257,7 +11257,7 @@
           <w:lang w:eastAsia="ja-JP"/>
           <w14:ligatures w14:val="none"/>
         </w:rPr>
-        <w:t xml:space="preserve">[39:13 - 39:25] </w:t>
+        <w:t xml:space="preserve"/>
       </w:r>
       <w:r>
         <w:rPr>
@@ -11295,7 +11295,7 @@
           <w:lang w:eastAsia="ja-JP"/>
           <w14:ligatures w14:val="none"/>
         </w:rPr>
-        <w:t xml:space="preserve">[39:25 - 39:32] </w:t>
+        <w:t xml:space="preserve"/>
       </w:r>
       <w:r>
         <w:rPr>
@@ -11333,7 +11333,7 @@
           <w:lang w:eastAsia="ja-JP"/>
           <w14:ligatures w14:val="none"/>
         </w:rPr>
-        <w:t xml:space="preserve">[39:33 - 39:41] </w:t>
+        <w:t xml:space="preserve"/>
       </w:r>
       <w:r>
         <w:rPr>
@@ -11416,7 +11416,7 @@
           <w:lang w:eastAsia="ja-JP"/>
           <w14:ligatures w14:val="none"/>
         </w:rPr>
-        <w:t xml:space="preserve">[39:41 - 39:52] </w:t>
+        <w:t xml:space="preserve"/>
       </w:r>
       <w:r>
         <w:rPr>
@@ -11498,7 +11498,7 @@
           <w:lang w:eastAsia="ja-JP"/>
           <w14:ligatures w14:val="none"/>
         </w:rPr>
-        <w:t xml:space="preserve">[39:55 - 40:00] </w:t>
+        <w:t xml:space="preserve"/>
       </w:r>
       <w:r>
         <w:rPr>
@@ -11536,7 +11536,7 @@
           <w:lang w:eastAsia="ja-JP"/>
           <w14:ligatures w14:val="none"/>
         </w:rPr>
-        <w:t xml:space="preserve">[40:02 - 40:11] </w:t>
+        <w:t xml:space="preserve"/>
       </w:r>
       <w:r>
         <w:rPr>
@@ -11620,7 +11620,7 @@
           <w:lang w:eastAsia="ja-JP"/>
           <w14:ligatures w14:val="none"/>
         </w:rPr>
-        <w:t xml:space="preserve">[40:12 - 40:13] </w:t>
+        <w:t xml:space="preserve"/>
       </w:r>
       <w:r>
         <w:rPr>
@@ -11704,7 +11704,7 @@
           <w:lang w:eastAsia="ja-JP"/>
           <w14:ligatures w14:val="none"/>
         </w:rPr>
-        <w:t xml:space="preserve">[40:13 - 40:33] </w:t>
+        <w:t xml:space="preserve"/>
       </w:r>
       <w:r>
         <w:rPr>
@@ -11742,7 +11742,7 @@
           <w:lang w:eastAsia="ja-JP"/>
           <w14:ligatures w14:val="none"/>
         </w:rPr>
-        <w:t xml:space="preserve">[40:33 - 40:43] </w:t>
+        <w:t xml:space="preserve"/>
       </w:r>
       <w:r>
         <w:rPr>
@@ -11780,7 +11780,7 @@
           <w:lang w:eastAsia="ja-JP"/>
           <w14:ligatures w14:val="none"/>
         </w:rPr>
-        <w:t xml:space="preserve">[40:43 - 40:58] </w:t>
+        <w:t xml:space="preserve"/>
       </w:r>
       <w:r>
         <w:rPr>
@@ -11818,7 +11818,7 @@
           <w:lang w:eastAsia="ja-JP"/>
           <w14:ligatures w14:val="none"/>
         </w:rPr>
-        <w:t xml:space="preserve">[40:58 - 41:13] </w:t>
+        <w:t xml:space="preserve"/>
       </w:r>
       <w:r>
         <w:rPr>
@@ -11856,7 +11856,7 @@
           <w:lang w:eastAsia="ja-JP"/>
           <w14:ligatures w14:val="none"/>
         </w:rPr>
-        <w:t xml:space="preserve">[41:14 - 41:38] </w:t>
+        <w:t xml:space="preserve"/>
       </w:r>
       <w:r>
         <w:rPr>
@@ -11894,7 +11894,7 @@
           <w:lang w:eastAsia="ja-JP"/>
           <w14:ligatures w14:val="none"/>
         </w:rPr>
-        <w:t xml:space="preserve">[41:39 - 41:42] </w:t>
+        <w:t xml:space="preserve"/>
       </w:r>
       <w:r>
         <w:rPr>
@@ -11932,7 +11932,7 @@
           <w:lang w:eastAsia="ja-JP"/>
           <w14:ligatures w14:val="none"/>
         </w:rPr>
-        <w:t xml:space="preserve">[41:45 - 41:59] </w:t>
+        <w:t xml:space="preserve"/>
       </w:r>
       <w:r>
         <w:rPr>
@@ -11970,7 +11970,7 @@
           <w:lang w:eastAsia="ja-JP"/>
           <w14:ligatures w14:val="none"/>
         </w:rPr>
-        <w:t xml:space="preserve">[41:59 - 42:08] </w:t>
+        <w:t xml:space="preserve"/>
       </w:r>
       <w:r>
         <w:rPr>
@@ -12009,7 +12009,7 @@
           <w14:ligatures w14:val="none"/>
         </w:rPr>
         <w:lastRenderedPageBreak/>
-        <w:t xml:space="preserve">[42:08 - 42:17] </w:t>
+        <w:t xml:space="preserve"/>
       </w:r>
       <w:r>
         <w:rPr>
@@ -12091,7 +12091,7 @@
           <w:lang w:eastAsia="ja-JP"/>
           <w14:ligatures w14:val="none"/>
         </w:rPr>
-        <w:t xml:space="preserve">[42:17 - 42:20] </w:t>
+        <w:t xml:space="preserve"/>
       </w:r>
       <w:r>
         <w:rPr>
@@ -12175,7 +12175,7 @@
           <w:lang w:eastAsia="ja-JP"/>
           <w14:ligatures w14:val="none"/>
         </w:rPr>
-        <w:t xml:space="preserve">[42:20 - 42:33] </w:t>
+        <w:t xml:space="preserve"/>
       </w:r>
       <w:r>
         <w:rPr>
@@ -12213,7 +12213,7 @@
           <w:lang w:eastAsia="ja-JP"/>
           <w14:ligatures w14:val="none"/>
         </w:rPr>
-        <w:t xml:space="preserve">[42:34 - 42:43] </w:t>
+        <w:t xml:space="preserve"/>
       </w:r>
       <w:r>
         <w:rPr>
@@ -12251,7 +12251,7 @@
           <w:lang w:eastAsia="ja-JP"/>
           <w14:ligatures w14:val="none"/>
         </w:rPr>
-        <w:t xml:space="preserve">[42:45 - 43:01] </w:t>
+        <w:t xml:space="preserve"/>
       </w:r>
       <w:r>
         <w:rPr>
@@ -12289,7 +12289,7 @@
           <w:lang w:eastAsia="ja-JP"/>
           <w14:ligatures w14:val="none"/>
         </w:rPr>
-        <w:t xml:space="preserve">[43:03 - 43:15] </w:t>
+        <w:t xml:space="preserve"/>
       </w:r>
       <w:r>
         <w:rPr>
@@ -12327,7 +12327,7 @@
           <w:lang w:eastAsia="ja-JP"/>
           <w14:ligatures w14:val="none"/>
         </w:rPr>
-        <w:t xml:space="preserve">[43:16 - 43:34] </w:t>
+        <w:t xml:space="preserve"/>
       </w:r>
       <w:r>
         <w:rPr>
@@ -12365,7 +12365,7 @@
           <w:lang w:eastAsia="ja-JP"/>
           <w14:ligatures w14:val="none"/>
         </w:rPr>
-        <w:t xml:space="preserve">[43:34 - 43:38] </w:t>
+        <w:t xml:space="preserve"/>
       </w:r>
       <w:r>
         <w:rPr>
@@ -12447,7 +12447,7 @@
           <w:lang w:eastAsia="ja-JP"/>
           <w14:ligatures w14:val="none"/>
         </w:rPr>
-        <w:t xml:space="preserve">[43:38 - 43:39] </w:t>
+        <w:t xml:space="preserve"/>
       </w:r>
       <w:r>
         <w:rPr>
@@ -12531,7 +12531,7 @@
           <w:lang w:eastAsia="ja-JP"/>
           <w14:ligatures w14:val="none"/>
         </w:rPr>
-        <w:t xml:space="preserve">[43:39 - 43:42] </w:t>
+        <w:t xml:space="preserve"/>
       </w:r>
       <w:r>
         <w:rPr>
@@ -12569,7 +12569,7 @@
           <w:lang w:eastAsia="ja-JP"/>
           <w14:ligatures w14:val="none"/>
         </w:rPr>
-        <w:t xml:space="preserve">[43:43 - 43:59] </w:t>
+        <w:t xml:space="preserve"/>
       </w:r>
       <w:r>
         <w:rPr>
@@ -12608,7 +12608,7 @@
           <w14:ligatures w14:val="none"/>
         </w:rPr>
         <w:lastRenderedPageBreak/>
-        <w:t xml:space="preserve">[43:59 - 44:10] </w:t>
+        <w:t xml:space="preserve"/>
       </w:r>
       <w:r>
         <w:rPr>
@@ -12646,7 +12646,7 @@
           <w:lang w:eastAsia="ja-JP"/>
           <w14:ligatures w14:val="none"/>
         </w:rPr>
-        <w:t xml:space="preserve">[44:12 - 44:24] </w:t>
+        <w:t xml:space="preserve"/>
       </w:r>
       <w:r>
         <w:rPr>
@@ -12684,7 +12684,7 @@
           <w:lang w:eastAsia="ja-JP"/>
           <w14:ligatures w14:val="none"/>
         </w:rPr>
-        <w:t xml:space="preserve">[44:24 - 44:37] </w:t>
+        <w:t xml:space="preserve"/>
       </w:r>
       <w:r>
         <w:rPr>
@@ -12722,7 +12722,7 @@
           <w:lang w:eastAsia="ja-JP"/>
           <w14:ligatures w14:val="none"/>
         </w:rPr>
-        <w:t xml:space="preserve">[44:37 - 44:39] </w:t>
+        <w:t xml:space="preserve"/>
       </w:r>
       <w:r>
         <w:rPr>
@@ -12804,7 +12804,7 @@
           <w:lang w:eastAsia="ja-JP"/>
           <w14:ligatures w14:val="none"/>
         </w:rPr>
-        <w:t xml:space="preserve">[44:39 - 44:49] </w:t>
+        <w:t xml:space="preserve"/>
       </w:r>
       <w:r>
         <w:rPr>
@@ -12842,7 +12842,7 @@
           <w:lang w:eastAsia="ja-JP"/>
           <w14:ligatures w14:val="none"/>
         </w:rPr>
-        <w:t xml:space="preserve">[44:50 - 44:58] </w:t>
+        <w:t xml:space="preserve"/>
       </w:r>
       <w:r>
         <w:rPr>
@@ -12880,7 +12880,7 @@
           <w:lang w:eastAsia="ja-JP"/>
           <w14:ligatures w14:val="none"/>
         </w:rPr>
-        <w:t>[44:58 - 45:08] ¿</w:t>
+        <w:t>¿</w:t>
       </w:r>
       <w:r>
         <w:rPr>
@@ -12962,7 +12962,7 @@
           <w:lang w:eastAsia="ja-JP"/>
           <w14:ligatures w14:val="none"/>
         </w:rPr>
-        <w:t xml:space="preserve">[45:11 - 45:16] </w:t>
+        <w:t xml:space="preserve"/>
       </w:r>
       <w:r>
         <w:rPr>
@@ -13000,7 +13000,7 @@
           <w:lang w:eastAsia="ja-JP"/>
           <w14:ligatures w14:val="none"/>
         </w:rPr>
-        <w:t xml:space="preserve">[45:17 - 45:26] </w:t>
+        <w:t xml:space="preserve"/>
       </w:r>
       <w:r>
         <w:rPr>
@@ -13038,7 +13038,7 @@
           <w:lang w:eastAsia="ja-JP"/>
           <w14:ligatures w14:val="none"/>
         </w:rPr>
-        <w:t xml:space="preserve">[45:30 - 45:39] </w:t>
+        <w:t xml:space="preserve"/>
       </w:r>
       <w:r>
         <w:rPr>
@@ -13076,7 +13076,7 @@
           <w:lang w:eastAsia="ja-JP"/>
           <w14:ligatures w14:val="none"/>
         </w:rPr>
-        <w:t xml:space="preserve">[45:39 - 45:45] </w:t>
+        <w:t xml:space="preserve"/>
       </w:r>
       <w:r>
         <w:rPr>
@@ -13114,7 +13114,7 @@
           <w:lang w:eastAsia="ja-JP"/>
           <w14:ligatures w14:val="none"/>
         </w:rPr>
-        <w:t xml:space="preserve">[45:47 - 46:02] </w:t>
+        <w:t xml:space="preserve"/>
       </w:r>
       <w:r>
         <w:rPr>
@@ -13152,7 +13152,7 @@
           <w:lang w:eastAsia="ja-JP"/>
           <w14:ligatures w14:val="none"/>
         </w:rPr>
-        <w:t xml:space="preserve">[46:02 - 46:18] </w:t>
+        <w:t xml:space="preserve"/>
       </w:r>
       <w:r>
         <w:rPr>
@@ -13190,7 +13190,7 @@
           <w:lang w:eastAsia="ja-JP"/>
           <w14:ligatures w14:val="none"/>
         </w:rPr>
-        <w:t xml:space="preserve">[46:19 - 46:30] </w:t>
+        <w:t xml:space="preserve"/>
       </w:r>
       <w:r>
         <w:rPr>
@@ -13228,7 +13228,7 @@
           <w:lang w:eastAsia="ja-JP"/>
           <w14:ligatures w14:val="none"/>
         </w:rPr>
-        <w:t xml:space="preserve">[46:31 - 46:32] </w:t>
+        <w:t xml:space="preserve"/>
       </w:r>
       <w:r>
         <w:rPr>
@@ -13267,7 +13267,7 @@
           <w14:ligatures w14:val="none"/>
         </w:rPr>
         <w:lastRenderedPageBreak/>
-        <w:t xml:space="preserve">[46:32 - 46:46] </w:t>
+        <w:t xml:space="preserve"/>
       </w:r>
       <w:r>
         <w:rPr>
@@ -13305,7 +13305,7 @@
           <w:lang w:eastAsia="ja-JP"/>
           <w14:ligatures w14:val="none"/>
         </w:rPr>
-        <w:t xml:space="preserve">[46:46 - 47:00] </w:t>
+        <w:t xml:space="preserve"/>
       </w:r>
       <w:r>
         <w:rPr>
@@ -13343,7 +13343,7 @@
           <w:lang w:eastAsia="ja-JP"/>
           <w14:ligatures w14:val="none"/>
         </w:rPr>
-        <w:t xml:space="preserve">[47:04 - 47:10] </w:t>
+        <w:t xml:space="preserve"/>
       </w:r>
       <w:r>
         <w:rPr>
@@ -13381,7 +13381,7 @@
           <w:lang w:eastAsia="ja-JP"/>
           <w14:ligatures w14:val="none"/>
         </w:rPr>
-        <w:t xml:space="preserve">[47:11 - 47:21] </w:t>
+        <w:t xml:space="preserve"/>
       </w:r>
       <w:r>
         <w:rPr>
@@ -13419,7 +13419,7 @@
           <w:lang w:eastAsia="ja-JP"/>
           <w14:ligatures w14:val="none"/>
         </w:rPr>
-        <w:t xml:space="preserve">[47:22 - 47:30] </w:t>
+        <w:t xml:space="preserve"/>
       </w:r>
       <w:r>
         <w:rPr>
@@ -13457,7 +13457,7 @@
           <w:lang w:eastAsia="ja-JP"/>
           <w14:ligatures w14:val="none"/>
         </w:rPr>
-        <w:t xml:space="preserve">[47:30 - 47:36] </w:t>
+        <w:t xml:space="preserve"/>
       </w:r>
       <w:r>
         <w:rPr>
@@ -13495,7 +13495,7 @@
           <w:lang w:eastAsia="ja-JP"/>
           <w14:ligatures w14:val="none"/>
         </w:rPr>
-        <w:t xml:space="preserve">[47:36 - 47:47] </w:t>
+        <w:t xml:space="preserve"/>
       </w:r>
       <w:r>
         <w:rPr>
@@ -13533,7 +13533,7 @@
           <w:lang w:eastAsia="ja-JP"/>
           <w14:ligatures w14:val="none"/>
         </w:rPr>
-        <w:t xml:space="preserve">[47:48 - 47:59] </w:t>
+        <w:t xml:space="preserve"/>
       </w:r>
       <w:r>
         <w:rPr>
@@ -13571,7 +13571,7 @@
           <w:lang w:eastAsia="ja-JP"/>
           <w14:ligatures w14:val="none"/>
         </w:rPr>
-        <w:t xml:space="preserve">[47:59 - 48:11] </w:t>
+        <w:t xml:space="preserve"/>
       </w:r>
       <w:r>
         <w:rPr>
@@ -13609,19 +13609,19 @@
           <w:lang w:eastAsia="ja-JP"/>
           <w14:ligatures w14:val="none"/>
         </w:rPr>
-        <w:t>[48:11 - 48:</w:t>
-      </w:r>
-      <w:r>
-        <w:rPr>
-          <w:rFonts w:ascii="Aptos" w:eastAsia="Aptos" w:hAnsi="Aptos" w:cs="Aptos"/>
-          <w:color w:val="0070C0"/>
-          <w:kern w:val="0"/>
-          <w:sz w:val="24"/>
-          <w:szCs w:val="24"/>
-          <w:lang w:eastAsia="ja-JP"/>
-          <w14:ligatures w14:val="none"/>
-        </w:rPr>
-        <w:t xml:space="preserve">22] </w:t>
+        <w:t/>
+      </w:r>
+      <w:r>
+        <w:rPr>
+          <w:rFonts w:ascii="Aptos" w:eastAsia="Aptos" w:hAnsi="Aptos" w:cs="Aptos"/>
+          <w:color w:val="0070C0"/>
+          <w:kern w:val="0"/>
+          <w:sz w:val="24"/>
+          <w:szCs w:val="24"/>
+          <w:lang w:eastAsia="ja-JP"/>
+          <w14:ligatures w14:val="none"/>
+        </w:rPr>
+        <w:t xml:space="preserve"/>
       </w:r>
       <w:r>
         <w:rPr>
@@ -13659,7 +13659,7 @@
           <w:lang w:eastAsia="ja-JP"/>
           <w14:ligatures w14:val="none"/>
         </w:rPr>
-        <w:t xml:space="preserve">[48:22 - 48:29] </w:t>
+        <w:t xml:space="preserve"/>
       </w:r>
       <w:r>
         <w:rPr>
@@ -13697,7 +13697,7 @@
           <w:lang w:eastAsia="ja-JP"/>
           <w14:ligatures w14:val="none"/>
         </w:rPr>
-        <w:t xml:space="preserve">[48:29 - 48:41] </w:t>
+        <w:t xml:space="preserve"/>
       </w:r>
       <w:r>
         <w:rPr>
@@ -13735,7 +13735,7 @@
           <w:lang w:eastAsia="ja-JP"/>
           <w14:ligatures w14:val="none"/>
         </w:rPr>
-        <w:t xml:space="preserve">[48:42 - 48:51] </w:t>
+        <w:t xml:space="preserve"/>
       </w:r>
       <w:r>
         <w:rPr>
@@ -13773,7 +13773,7 @@
           <w:lang w:eastAsia="ja-JP"/>
           <w14:ligatures w14:val="none"/>
         </w:rPr>
-        <w:t xml:space="preserve">[48:52 - 49:02] </w:t>
+        <w:t xml:space="preserve"/>
       </w:r>
       <w:r>
         <w:rPr>
@@ -13811,7 +13811,7 @@
           <w:lang w:eastAsia="ja-JP"/>
           <w14:ligatures w14:val="none"/>
         </w:rPr>
-        <w:t xml:space="preserve">[49:02 - 49:12] </w:t>
+        <w:t xml:space="preserve"/>
       </w:r>
       <w:r>
         <w:rPr>
@@ -13850,7 +13850,7 @@
           <w14:ligatures w14:val="none"/>
         </w:rPr>
         <w:lastRenderedPageBreak/>
-        <w:t xml:space="preserve">[49:12 - 49:19] </w:t>
+        <w:t xml:space="preserve"/>
       </w:r>
       <w:r>
         <w:rPr>
@@ -13888,7 +13888,7 @@
           <w:lang w:eastAsia="ja-JP"/>
           <w14:ligatures w14:val="none"/>
         </w:rPr>
-        <w:t xml:space="preserve">[49:20 - 49:30] </w:t>
+        <w:t xml:space="preserve"/>
       </w:r>
       <w:r>
         <w:rPr>
@@ -13926,7 +13926,7 @@
           <w:lang w:eastAsia="ja-JP"/>
           <w14:ligatures w14:val="none"/>
         </w:rPr>
-        <w:t xml:space="preserve">[49:31 - 49:41] </w:t>
+        <w:t xml:space="preserve"/>
       </w:r>
       <w:r>
         <w:rPr>
@@ -13964,7 +13964,7 @@
           <w:lang w:eastAsia="ja-JP"/>
           <w14:ligatures w14:val="none"/>
         </w:rPr>
-        <w:t xml:space="preserve">[49:41 - 49:53] </w:t>
+        <w:t xml:space="preserve"/>
       </w:r>
       <w:r>
         <w:rPr>
@@ -14002,7 +14002,7 @@
           <w:lang w:eastAsia="ja-JP"/>
           <w14:ligatures w14:val="none"/>
         </w:rPr>
-        <w:t xml:space="preserve">[49:53 - 50:05] </w:t>
+        <w:t xml:space="preserve"/>
       </w:r>
       <w:r>
         <w:rPr>
@@ -14040,7 +14040,7 @@
           <w:lang w:eastAsia="ja-JP"/>
           <w14:ligatures w14:val="none"/>
         </w:rPr>
-        <w:t xml:space="preserve">[50:05 - 50:15] </w:t>
+        <w:t xml:space="preserve"/>
       </w:r>
       <w:r>
         <w:rPr>
@@ -14078,7 +14078,7 @@
           <w:lang w:eastAsia="ja-JP"/>
           <w14:ligatures w14:val="none"/>
         </w:rPr>
-        <w:t xml:space="preserve">[50:15 - 50:26] </w:t>
+        <w:t xml:space="preserve"/>
       </w:r>
       <w:r>
         <w:rPr>
@@ -14116,7 +14116,7 @@
           <w:lang w:eastAsia="ja-JP"/>
           <w14:ligatures w14:val="none"/>
         </w:rPr>
-        <w:t xml:space="preserve">[50:26 - 50:35] </w:t>
+        <w:t xml:space="preserve"/>
       </w:r>
       <w:r>
         <w:rPr>
@@ -14154,7 +14154,7 @@
           <w:lang w:eastAsia="ja-JP"/>
           <w14:ligatures w14:val="none"/>
         </w:rPr>
-        <w:t xml:space="preserve">[50:35 - 50:47] </w:t>
+        <w:t xml:space="preserve"/>
       </w:r>
       <w:r>
         <w:rPr>
@@ -14192,19 +14192,19 @@
           <w:lang w:eastAsia="ja-JP"/>
           <w14:ligatures w14:val="none"/>
         </w:rPr>
-        <w:t>[50:48 - 50:5</w:t>
-      </w:r>
-      <w:r>
-        <w:rPr>
-          <w:rFonts w:ascii="Aptos" w:eastAsia="Aptos" w:hAnsi="Aptos" w:cs="Aptos"/>
-          <w:color w:val="0070C0"/>
-          <w:kern w:val="0"/>
-          <w:sz w:val="24"/>
-          <w:szCs w:val="24"/>
-          <w:lang w:eastAsia="ja-JP"/>
-          <w14:ligatures w14:val="none"/>
-        </w:rPr>
-        <w:t xml:space="preserve">8] </w:t>
+        <w:t/>
+      </w:r>
+      <w:r>
+        <w:rPr>
+          <w:rFonts w:ascii="Aptos" w:eastAsia="Aptos" w:hAnsi="Aptos" w:cs="Aptos"/>
+          <w:color w:val="0070C0"/>
+          <w:kern w:val="0"/>
+          <w:sz w:val="24"/>
+          <w:szCs w:val="24"/>
+          <w:lang w:eastAsia="ja-JP"/>
+          <w14:ligatures w14:val="none"/>
+        </w:rPr>
+        <w:t xml:space="preserve"/>
       </w:r>
       <w:r>
         <w:rPr>
@@ -14242,7 +14242,7 @@
           <w:lang w:eastAsia="ja-JP"/>
           <w14:ligatures w14:val="none"/>
         </w:rPr>
-        <w:t xml:space="preserve">[50:58 - 51:10] </w:t>
+        <w:t xml:space="preserve"/>
       </w:r>
       <w:r>
         <w:rPr>
@@ -14280,7 +14280,7 @@
           <w:lang w:eastAsia="ja-JP"/>
           <w14:ligatures w14:val="none"/>
         </w:rPr>
-        <w:t xml:space="preserve">[51:11 - 51:21] </w:t>
+        <w:t xml:space="preserve"/>
       </w:r>
       <w:r>
         <w:rPr>
@@ -14318,7 +14318,7 @@
           <w:lang w:eastAsia="ja-JP"/>
           <w14:ligatures w14:val="none"/>
         </w:rPr>
-        <w:t xml:space="preserve">[51:21 - 51:31] </w:t>
+        <w:t xml:space="preserve"/>
       </w:r>
       <w:r>
         <w:rPr>
@@ -14356,7 +14356,7 @@
           <w:lang w:eastAsia="ja-JP"/>
           <w14:ligatures w14:val="none"/>
         </w:rPr>
-        <w:t xml:space="preserve">[51:32 - 51:42] </w:t>
+        <w:t xml:space="preserve"/>
       </w:r>
       <w:r>
         <w:rPr>
@@ -14394,7 +14394,7 @@
           <w:lang w:eastAsia="ja-JP"/>
           <w14:ligatures w14:val="none"/>
         </w:rPr>
-        <w:t xml:space="preserve">[51:42 - 51:46] </w:t>
+        <w:t xml:space="preserve"/>
       </w:r>
       <w:r>
         <w:rPr>
@@ -14432,7 +14432,7 @@
           <w:lang w:eastAsia="ja-JP"/>
           <w14:ligatures w14:val="none"/>
         </w:rPr>
-        <w:t xml:space="preserve">[51:47 - 51:55] </w:t>
+        <w:t xml:space="preserve"/>
       </w:r>
       <w:r>
         <w:rPr>
@@ -14515,7 +14515,7 @@
           <w:lang w:eastAsia="ja-JP"/>
           <w14:ligatures w14:val="none"/>
         </w:rPr>
-        <w:t xml:space="preserve">[51:55 - 51:59] </w:t>
+        <w:t xml:space="preserve"/>
       </w:r>
       <w:r>
         <w:rPr>
@@ -14597,7 +14597,7 @@
           <w:lang w:eastAsia="ja-JP"/>
           <w14:ligatures w14:val="none"/>
         </w:rPr>
-        <w:t xml:space="preserve">[51:59 - 51:59] </w:t>
+        <w:t xml:space="preserve"/>
       </w:r>
       <w:r>
         <w:rPr>
@@ -14679,7 +14679,7 @@
           <w:lang w:eastAsia="ja-JP"/>
           <w14:ligatures w14:val="none"/>
         </w:rPr>
-        <w:t xml:space="preserve">[51:59 - 52:11] </w:t>
+        <w:t xml:space="preserve"/>
       </w:r>
       <w:r>
         <w:rPr>
@@ -14717,7 +14717,7 @@
           <w:lang w:eastAsia="ja-JP"/>
           <w14:ligatures w14:val="none"/>
         </w:rPr>
-        <w:t xml:space="preserve">[52:11 - 52:23] </w:t>
+        <w:t xml:space="preserve"/>
       </w:r>
       <w:r>
         <w:rPr>
@@ -14755,7 +14755,7 @@
           <w:lang w:eastAsia="ja-JP"/>
           <w14:ligatures w14:val="none"/>
         </w:rPr>
-        <w:t xml:space="preserve">[52:23 - 52:35] </w:t>
+        <w:t xml:space="preserve"/>
       </w:r>
       <w:r>
         <w:rPr>
@@ -14793,7 +14793,7 @@
           <w:lang w:eastAsia="ja-JP"/>
           <w14:ligatures w14:val="none"/>
         </w:rPr>
-        <w:t xml:space="preserve">[52:36 - 52:44] </w:t>
+        <w:t xml:space="preserve"/>
       </w:r>
       <w:r>
         <w:rPr>
@@ -14831,7 +14831,7 @@
           <w:lang w:eastAsia="ja-JP"/>
           <w14:ligatures w14:val="none"/>
         </w:rPr>
-        <w:t xml:space="preserve">[52:44 - 52:55] </w:t>
+        <w:t xml:space="preserve"/>
       </w:r>
       <w:r>
         <w:rPr>
@@ -14913,7 +14913,7 @@
           <w:lang w:eastAsia="ja-JP"/>
           <w14:ligatures w14:val="none"/>
         </w:rPr>
-        <w:t xml:space="preserve">[52:58 - 53:04] </w:t>
+        <w:t xml:space="preserve"/>
       </w:r>
       <w:r>
         <w:rPr>
@@ -14951,7 +14951,7 @@
           <w:lang w:eastAsia="ja-JP"/>
           <w14:ligatures w14:val="none"/>
         </w:rPr>
-        <w:t xml:space="preserve">[53:04 - 53:18] </w:t>
+        <w:t xml:space="preserve"/>
       </w:r>
       <w:r>
         <w:rPr>
@@ -14989,7 +14989,7 @@
           <w:lang w:eastAsia="ja-JP"/>
           <w14:ligatures w14:val="none"/>
         </w:rPr>
-        <w:t xml:space="preserve">[53:18 - 53:27] </w:t>
+        <w:t xml:space="preserve"/>
       </w:r>
       <w:r>
         <w:rPr>
@@ -15074,7 +15074,7 @@
           <w14:ligatures w14:val="none"/>
         </w:rPr>
         <w:lastRenderedPageBreak/>
-        <w:t xml:space="preserve">[53:29 - 53:41] </w:t>
+        <w:t xml:space="preserve"/>
       </w:r>
       <w:r>
         <w:rPr>
@@ -15112,7 +15112,7 @@
           <w:lang w:eastAsia="ja-JP"/>
           <w14:ligatures w14:val="none"/>
         </w:rPr>
-        <w:t xml:space="preserve">[53:42 - 53:53] </w:t>
+        <w:t xml:space="preserve"/>
       </w:r>
       <w:r>
         <w:rPr>
@@ -15150,7 +15150,7 @@
           <w:lang w:eastAsia="ja-JP"/>
           <w14:ligatures w14:val="none"/>
         </w:rPr>
-        <w:t xml:space="preserve">[53:53 - 54:03] </w:t>
+        <w:t xml:space="preserve"/>
       </w:r>
       <w:r>
         <w:rPr>
@@ -15188,7 +15188,7 @@
           <w:lang w:eastAsia="ja-JP"/>
           <w14:ligatures w14:val="none"/>
         </w:rPr>
-        <w:t xml:space="preserve">[54:03 - 54:15] </w:t>
+        <w:t xml:space="preserve"/>
       </w:r>
       <w:r>
         <w:rPr>
@@ -15226,7 +15226,7 @@
           <w:lang w:eastAsia="ja-JP"/>
           <w14:ligatures w14:val="none"/>
         </w:rPr>
-        <w:t xml:space="preserve">[54:15 - 54:26] </w:t>
+        <w:t xml:space="preserve"/>
       </w:r>
       <w:r>
         <w:rPr>
@@ -15264,7 +15264,7 @@
           <w:lang w:eastAsia="ja-JP"/>
           <w14:ligatures w14:val="none"/>
         </w:rPr>
-        <w:t xml:space="preserve">[54:26 - 54:39] </w:t>
+        <w:t xml:space="preserve"/>
       </w:r>
       <w:r>
         <w:rPr>
@@ -15302,7 +15302,7 @@
           <w:lang w:eastAsia="ja-JP"/>
           <w14:ligatures w14:val="none"/>
         </w:rPr>
-        <w:t xml:space="preserve">[54:39 - 54:45] </w:t>
+        <w:t xml:space="preserve"/>
       </w:r>
       <w:r>
         <w:rPr>
@@ -15384,7 +15384,7 @@
           <w:lang w:eastAsia="ja-JP"/>
           <w14:ligatures w14:val="none"/>
         </w:rPr>
-        <w:t xml:space="preserve">[54:47 - 55:00] </w:t>
+        <w:t xml:space="preserve"/>
       </w:r>
       <w:r>
         <w:rPr>
@@ -15422,7 +15422,7 @@
           <w:lang w:eastAsia="ja-JP"/>
           <w14:ligatures w14:val="none"/>
         </w:rPr>
-        <w:t xml:space="preserve">[55:00 - 55:04] </w:t>
+        <w:t xml:space="preserve"/>
       </w:r>
       <w:r>
         <w:rPr>
@@ -15460,7 +15460,7 @@
           <w:lang w:eastAsia="ja-JP"/>
           <w14:ligatures w14:val="none"/>
         </w:rPr>
-        <w:t xml:space="preserve">[55:05 - 55:14] </w:t>
+        <w:t xml:space="preserve"/>
       </w:r>
       <w:r>
         <w:rPr>
@@ -15542,7 +15542,7 @@
           <w:lang w:eastAsia="ja-JP"/>
           <w14:ligatures w14:val="none"/>
         </w:rPr>
-        <w:t xml:space="preserve">[55:16 - 55:17] </w:t>
+        <w:t xml:space="preserve"/>
       </w:r>
       <w:r>
         <w:rPr>
@@ -15624,7 +15624,7 @@
           <w:lang w:eastAsia="ja-JP"/>
           <w14:ligatures w14:val="none"/>
         </w:rPr>
-        <w:t xml:space="preserve">[55:17 - 55:22] </w:t>
+        <w:t xml:space="preserve"/>
       </w:r>
       <w:r>
         <w:rPr>
@@ -15707,19 +15707,19 @@
           <w14:ligatures w14:val="none"/>
         </w:rPr>
         <w:lastRenderedPageBreak/>
-        <w:t>[55:23 - 55</w:t>
-      </w:r>
-      <w:r>
-        <w:rPr>
-          <w:rFonts w:ascii="Aptos" w:eastAsia="Aptos" w:hAnsi="Aptos" w:cs="Aptos"/>
-          <w:color w:val="0070C0"/>
-          <w:kern w:val="0"/>
-          <w:sz w:val="24"/>
-          <w:szCs w:val="24"/>
-          <w:lang w:eastAsia="ja-JP"/>
-          <w14:ligatures w14:val="none"/>
-        </w:rPr>
-        <w:t xml:space="preserve">:34] </w:t>
+        <w:t/>
+      </w:r>
+      <w:r>
+        <w:rPr>
+          <w:rFonts w:ascii="Aptos" w:eastAsia="Aptos" w:hAnsi="Aptos" w:cs="Aptos"/>
+          <w:color w:val="0070C0"/>
+          <w:kern w:val="0"/>
+          <w:sz w:val="24"/>
+          <w:szCs w:val="24"/>
+          <w:lang w:eastAsia="ja-JP"/>
+          <w14:ligatures w14:val="none"/>
+        </w:rPr>
+        <w:t xml:space="preserve"/>
       </w:r>
       <w:r>
         <w:rPr>
@@ -15757,7 +15757,7 @@
           <w:lang w:eastAsia="ja-JP"/>
           <w14:ligatures w14:val="none"/>
         </w:rPr>
-        <w:t xml:space="preserve">[55:36 - 55:46] </w:t>
+        <w:t xml:space="preserve"/>
       </w:r>
       <w:r>
         <w:rPr>
@@ -15795,7 +15795,7 @@
           <w:lang w:eastAsia="ja-JP"/>
           <w14:ligatures w14:val="none"/>
         </w:rPr>
-        <w:t xml:space="preserve">[55:46 - 55:58] </w:t>
+        <w:t xml:space="preserve"/>
       </w:r>
       <w:r>
         <w:rPr>
@@ -15833,7 +15833,7 @@
           <w:lang w:eastAsia="ja-JP"/>
           <w14:ligatures w14:val="none"/>
         </w:rPr>
-        <w:t xml:space="preserve">[56:00 - 56:13] </w:t>
+        <w:t xml:space="preserve"/>
       </w:r>
       <w:r>
         <w:rPr>
@@ -15871,7 +15871,7 @@
           <w:lang w:eastAsia="ja-JP"/>
           <w14:ligatures w14:val="none"/>
         </w:rPr>
-        <w:t xml:space="preserve">[56:13 - 56:26] </w:t>
+        <w:t xml:space="preserve"/>
       </w:r>
       <w:r>
         <w:rPr>
@@ -15909,7 +15909,7 @@
           <w:lang w:eastAsia="ja-JP"/>
           <w14:ligatures w14:val="none"/>
         </w:rPr>
-        <w:t xml:space="preserve">[56:27 - 56:38] </w:t>
+        <w:t xml:space="preserve"/>
       </w:r>
       <w:r>
         <w:rPr>
@@ -15947,7 +15947,7 @@
           <w:lang w:eastAsia="ja-JP"/>
           <w14:ligatures w14:val="none"/>
         </w:rPr>
-        <w:t xml:space="preserve">[56:38 - 56:47] </w:t>
+        <w:t xml:space="preserve"/>
       </w:r>
       <w:r>
         <w:rPr>
@@ -15985,7 +15985,7 @@
           <w:lang w:eastAsia="ja-JP"/>
           <w14:ligatures w14:val="none"/>
         </w:rPr>
-        <w:t xml:space="preserve">[56:49 - 56:57] </w:t>
+        <w:t xml:space="preserve"/>
       </w:r>
       <w:r>
         <w:rPr>
@@ -16023,7 +16023,7 @@
           <w:lang w:eastAsia="ja-JP"/>
           <w14:ligatures w14:val="none"/>
         </w:rPr>
-        <w:t xml:space="preserve">[56:59 - 57:10] </w:t>
+        <w:t xml:space="preserve"/>
       </w:r>
       <w:r>
         <w:rPr>
@@ -16061,7 +16061,7 @@
           <w:lang w:eastAsia="ja-JP"/>
           <w14:ligatures w14:val="none"/>
         </w:rPr>
-        <w:t xml:space="preserve">[57:10 - 57:20] </w:t>
+        <w:t xml:space="preserve"/>
       </w:r>
       <w:r>
         <w:rPr>
@@ -16099,7 +16099,7 @@
           <w:lang w:eastAsia="ja-JP"/>
           <w14:ligatures w14:val="none"/>
         </w:rPr>
-        <w:t xml:space="preserve">[57:20 - 57:31] </w:t>
+        <w:t xml:space="preserve"/>
       </w:r>
       <w:r>
         <w:rPr>
@@ -16137,7 +16137,7 @@
           <w:lang w:eastAsia="ja-JP"/>
           <w14:ligatures w14:val="none"/>
         </w:rPr>
-        <w:t xml:space="preserve">[57:33 - 57:45] </w:t>
+        <w:t xml:space="preserve"/>
       </w:r>
       <w:r>
         <w:rPr>
@@ -16175,7 +16175,7 @@
           <w:lang w:eastAsia="ja-JP"/>
           <w14:ligatures w14:val="none"/>
         </w:rPr>
-        <w:t xml:space="preserve">[57:45 - 57:57] </w:t>
+        <w:t xml:space="preserve"/>
       </w:r>
       <w:r>
         <w:rPr>
@@ -16213,7 +16213,7 @@
           <w:lang w:eastAsia="ja-JP"/>
           <w14:ligatures w14:val="none"/>
         </w:rPr>
-        <w:t xml:space="preserve">[57:57 - 58:08] </w:t>
+        <w:t xml:space="preserve"/>
       </w:r>
       <w:r>
         <w:rPr>
@@ -16251,7 +16251,7 @@
           <w:lang w:eastAsia="ja-JP"/>
           <w14:ligatures w14:val="none"/>
         </w:rPr>
-        <w:t xml:space="preserve">[58:08 - 58:18] </w:t>
+        <w:t xml:space="preserve"/>
       </w:r>
       <w:r>
         <w:rPr>
@@ -16289,7 +16289,7 @@
           <w:lang w:eastAsia="ja-JP"/>
           <w14:ligatures w14:val="none"/>
         </w:rPr>
-        <w:t xml:space="preserve">[58:18 - 58:30] </w:t>
+        <w:t xml:space="preserve"/>
       </w:r>
       <w:r>
         <w:rPr>
@@ -16328,7 +16328,7 @@
           <w14:ligatures w14:val="none"/>
         </w:rPr>
         <w:lastRenderedPageBreak/>
-        <w:t xml:space="preserve">[58:30 - 58:42] </w:t>
+        <w:t xml:space="preserve"/>
       </w:r>
       <w:r>
         <w:rPr>
@@ -16366,7 +16366,7 @@
           <w:lang w:eastAsia="ja-JP"/>
           <w14:ligatures w14:val="none"/>
         </w:rPr>
-        <w:t xml:space="preserve">[58:42 - 58:52] </w:t>
+        <w:t xml:space="preserve"/>
       </w:r>
       <w:r>
         <w:rPr>
@@ -16404,7 +16404,7 @@
           <w:lang w:eastAsia="ja-JP"/>
           <w14:ligatures w14:val="none"/>
         </w:rPr>
-        <w:t xml:space="preserve">[58:54 - 59:05] </w:t>
+        <w:t xml:space="preserve"/>
       </w:r>
       <w:r>
         <w:rPr>
@@ -16442,7 +16442,7 @@
           <w:lang w:eastAsia="ja-JP"/>
           <w14:ligatures w14:val="none"/>
         </w:rPr>
-        <w:t xml:space="preserve">[59:06 - 59:16] </w:t>
+        <w:t xml:space="preserve"/>
       </w:r>
       <w:r>
         <w:rPr>
@@ -16480,7 +16480,7 @@
           <w:lang w:eastAsia="ja-JP"/>
           <w14:ligatures w14:val="none"/>
         </w:rPr>
-        <w:t xml:space="preserve">[59:17 - 59:28] </w:t>
+        <w:t xml:space="preserve"/>
       </w:r>
       <w:r>
         <w:rPr>
@@ -16518,7 +16518,7 @@
           <w:lang w:eastAsia="ja-JP"/>
           <w14:ligatures w14:val="none"/>
         </w:rPr>
-        <w:t xml:space="preserve">[59:28 - 59:41] </w:t>
+        <w:t xml:space="preserve"/>
       </w:r>
       <w:r>
         <w:rPr>
@@ -16556,7 +16556,7 @@
           <w:lang w:eastAsia="ja-JP"/>
           <w14:ligatures w14:val="none"/>
         </w:rPr>
-        <w:t xml:space="preserve">[59:42 - 59:54] </w:t>
+        <w:t xml:space="preserve"/>
       </w:r>
       <w:r>
         <w:rPr>
@@ -16594,7 +16594,7 @@
           <w:lang w:eastAsia="ja-JP"/>
           <w14:ligatures w14:val="none"/>
         </w:rPr>
-        <w:t xml:space="preserve">[59:56 - 01:00:07] </w:t>
+        <w:t xml:space="preserve"/>
       </w:r>
       <w:r>
         <w:rPr>
@@ -16632,7 +16632,7 @@
           <w:lang w:eastAsia="ja-JP"/>
           <w14:ligatures w14:val="none"/>
         </w:rPr>
-        <w:t xml:space="preserve">[01:00:08 - 01:00:20] </w:t>
+        <w:t xml:space="preserve"/>
       </w:r>
       <w:r>
         <w:rPr>
@@ -16670,7 +16670,7 @@
           <w:lang w:eastAsia="ja-JP"/>
           <w14:ligatures w14:val="none"/>
         </w:rPr>
-        <w:t xml:space="preserve">[01:00:20 - 01:00:33] </w:t>
+        <w:t xml:space="preserve"/>
       </w:r>
       <w:r>
         <w:rPr>
@@ -16708,7 +16708,7 @@
           <w:lang w:eastAsia="ja-JP"/>
           <w14:ligatures w14:val="none"/>
         </w:rPr>
-        <w:t xml:space="preserve">[01:00:33 - 01:00:45] </w:t>
+        <w:t xml:space="preserve"/>
       </w:r>
       <w:r>
         <w:rPr>
@@ -16746,7 +16746,7 @@
           <w:lang w:eastAsia="ja-JP"/>
           <w14:ligatures w14:val="none"/>
         </w:rPr>
-        <w:t xml:space="preserve">[01:00:45 - 01:00:56] </w:t>
+        <w:t xml:space="preserve"/>
       </w:r>
       <w:r>
         <w:rPr>
@@ -16828,19 +16828,19 @@
           <w:lang w:eastAsia="ja-JP"/>
           <w14:ligatures w14:val="none"/>
         </w:rPr>
-        <w:t>[01:00:56 - 01:01:08</w:t>
-      </w:r>
-      <w:r>
-        <w:rPr>
-          <w:rFonts w:ascii="Aptos" w:eastAsia="Aptos" w:hAnsi="Aptos" w:cs="Aptos"/>
-          <w:color w:val="000000" w:themeColor="text1"/>
-          <w:kern w:val="0"/>
-          <w:sz w:val="24"/>
-          <w:szCs w:val="24"/>
-          <w:lang w:eastAsia="ja-JP"/>
-          <w14:ligatures w14:val="none"/>
-        </w:rPr>
-        <w:t>] Muchas gracias... Muchas gracias Dorian... Extraordinaria esta entrevista... Oye... Sigamos en contacto... Por favor... Manténme... Informado de lo que haces... De tus publicaciones...</w:t>
+        <w:t/>
+      </w:r>
+      <w:r>
+        <w:rPr>
+          <w:rFonts w:ascii="Aptos" w:eastAsia="Aptos" w:hAnsi="Aptos" w:cs="Aptos"/>
+          <w:color w:val="000000" w:themeColor="text1"/>
+          <w:kern w:val="0"/>
+          <w:sz w:val="24"/>
+          <w:szCs w:val="24"/>
+          <w:lang w:eastAsia="ja-JP"/>
+          <w14:ligatures w14:val="none"/>
+        </w:rPr>
+        <w:t>Muchas gracias... Muchas gracias Dorian... Extraordinaria esta entrevista... Oye... Sigamos en contacto... Por favor... Manténme... Informado de lo que haces... De tus publicaciones...</w:t>
       </w:r>
     </w:p>
     <w:p>
@@ -16867,7 +16867,7 @@
           <w14:ligatures w14:val="none"/>
         </w:rPr>
         <w:lastRenderedPageBreak/>
-        <w:t xml:space="preserve">[01:01:09 - 01:01:21] </w:t>
+        <w:t xml:space="preserve"/>
       </w:r>
       <w:r>
         <w:rPr>
@@ -16905,7 +16905,7 @@
           <w:lang w:eastAsia="ja-JP"/>
           <w14:ligatures w14:val="none"/>
         </w:rPr>
-        <w:t xml:space="preserve">[01:01:21 - 01:01:33] </w:t>
+        <w:t xml:space="preserve"/>
       </w:r>
       <w:r>
         <w:rPr>
@@ -16943,7 +16943,7 @@
           <w:lang w:eastAsia="ja-JP"/>
           <w14:ligatures w14:val="none"/>
         </w:rPr>
-        <w:t xml:space="preserve">[01:01:34 - 01:01:45] </w:t>
+        <w:t xml:space="preserve"/>
       </w:r>
       <w:r>
         <w:rPr>
@@ -16981,7 +16981,7 @@
           <w:lang w:eastAsia="ja-JP"/>
           <w14:ligatures w14:val="none"/>
         </w:rPr>
-        <w:t xml:space="preserve">[01:01:45 - 01:01:48] </w:t>
+        <w:t xml:space="preserve"/>
       </w:r>
       <w:r>
         <w:rPr>
@@ -17063,7 +17063,7 @@
           <w:lang w:eastAsia="ja-JP"/>
           <w14:ligatures w14:val="none"/>
         </w:rPr>
-        <w:t xml:space="preserve">[01:01:48 - 01:01:53] </w:t>
+        <w:t xml:space="preserve"/>
       </w:r>
       <w:r>
         <w:rPr>
